--- a/figures/CDS_pop_gen_Mediation_loadings_std.docx
+++ b/figures/CDS_pop_gen_Mediation_loadings_std.docx
@@ -851,7 +851,7 @@
                 <w:szCs w:val="22"/>
                 <w:color w:val="000000"/>
               </w:rPr>
-              <w:t xml:space="preserve">0.090</w:t>
+              <w:t xml:space="preserve">2.745</w:t>
             </w:r>
           </w:p>
         </w:tc>
@@ -906,7 +906,7 @@
                 <w:szCs w:val="22"/>
                 <w:color w:val="000000"/>
               </w:rPr>
-              <w:t xml:space="preserve">0.037</w:t>
+              <w:t xml:space="preserve">1.227</w:t>
             </w:r>
           </w:p>
         </w:tc>
@@ -961,7 +961,7 @@
                 <w:szCs w:val="22"/>
                 <w:color w:val="000000"/>
               </w:rPr>
-              <w:t xml:space="preserve">2.438</w:t>
+              <w:t xml:space="preserve">2.238</w:t>
             </w:r>
           </w:p>
         </w:tc>
@@ -1016,7 +1016,7 @@
                 <w:szCs w:val="22"/>
                 <w:color w:val="000000"/>
               </w:rPr>
-              <w:t xml:space="preserve">0.015</w:t>
+              <w:t xml:space="preserve">0.025</w:t>
             </w:r>
           </w:p>
         </w:tc>
@@ -1071,7 +1071,7 @@
                 <w:szCs w:val="22"/>
                 <w:color w:val="000000"/>
               </w:rPr>
-              <w:t xml:space="preserve">0.018</w:t>
+              <w:t xml:space="preserve">0.341</w:t>
             </w:r>
           </w:p>
         </w:tc>
@@ -1126,7 +1126,7 @@
                 <w:szCs w:val="22"/>
                 <w:color w:val="000000"/>
               </w:rPr>
-              <w:t xml:space="preserve">0.161</w:t>
+              <w:t xml:space="preserve">5.149</w:t>
             </w:r>
           </w:p>
         </w:tc>
@@ -1186,7 +1186,7 @@
                 <w:szCs w:val="22"/>
                 <w:color w:val="000000"/>
               </w:rPr>
-              <w:t xml:space="preserve">Anxiety</w:t>
+              <w:t xml:space="preserve">CDS_total</w:t>
             </w:r>
           </w:p>
         </w:tc>
@@ -1296,7 +1296,7 @@
                 <w:szCs w:val="22"/>
                 <w:color w:val="000000"/>
               </w:rPr>
-              <w:t xml:space="preserve">SEX</w:t>
+              <w:t xml:space="preserve">AGE_centered</w:t>
             </w:r>
           </w:p>
         </w:tc>
@@ -1351,7 +1351,7 @@
                 <w:szCs w:val="22"/>
                 <w:color w:val="000000"/>
               </w:rPr>
-              <w:t xml:space="preserve">aA</w:t>
+              <w:t xml:space="preserve"/>
             </w:r>
           </w:p>
         </w:tc>
@@ -1406,7 +1406,7 @@
                 <w:szCs w:val="22"/>
                 <w:color w:val="000000"/>
               </w:rPr>
-              <w:t xml:space="preserve">0.282</w:t>
+              <w:t xml:space="preserve">-0.173</w:t>
             </w:r>
           </w:p>
         </w:tc>
@@ -1461,7 +1461,7 @@
                 <w:szCs w:val="22"/>
                 <w:color w:val="000000"/>
               </w:rPr>
-              <w:t xml:space="preserve">0.038</w:t>
+              <w:t xml:space="preserve">0.039</w:t>
             </w:r>
           </w:p>
         </w:tc>
@@ -1516,7 +1516,7 @@
                 <w:szCs w:val="22"/>
                 <w:color w:val="000000"/>
               </w:rPr>
-              <w:t xml:space="preserve">7.451</w:t>
+              <w:t xml:space="preserve">-4.420</w:t>
             </w:r>
           </w:p>
         </w:tc>
@@ -1626,7 +1626,7 @@
                 <w:szCs w:val="22"/>
                 <w:color w:val="000000"/>
               </w:rPr>
-              <w:t xml:space="preserve">0.208</w:t>
+              <w:t xml:space="preserve">-0.249</w:t>
             </w:r>
           </w:p>
         </w:tc>
@@ -1681,7 +1681,7 @@
                 <w:szCs w:val="22"/>
                 <w:color w:val="000000"/>
               </w:rPr>
-              <w:t xml:space="preserve">0.356</w:t>
+              <w:t xml:space="preserve">-0.096</w:t>
             </w:r>
           </w:p>
         </w:tc>
@@ -1741,7 +1741,7 @@
                 <w:szCs w:val="22"/>
                 <w:color w:val="000000"/>
               </w:rPr>
-              <w:t xml:space="preserve">Depression</w:t>
+              <w:t xml:space="preserve">Anxiety</w:t>
             </w:r>
           </w:p>
         </w:tc>
@@ -1906,7 +1906,7 @@
                 <w:szCs w:val="22"/>
                 <w:color w:val="000000"/>
               </w:rPr>
-              <w:t xml:space="preserve">aD</w:t>
+              <w:t xml:space="preserve">aA</w:t>
             </w:r>
           </w:p>
         </w:tc>
@@ -1961,7 +1961,7 @@
                 <w:szCs w:val="22"/>
                 <w:color w:val="000000"/>
               </w:rPr>
-              <w:t xml:space="preserve">0.086</w:t>
+              <w:t xml:space="preserve">2.000</w:t>
             </w:r>
           </w:p>
         </w:tc>
@@ -2016,7 +2016,7 @@
                 <w:szCs w:val="22"/>
                 <w:color w:val="000000"/>
               </w:rPr>
-              <w:t xml:space="preserve">0.042</w:t>
+              <w:t xml:space="preserve">0.293</w:t>
             </w:r>
           </w:p>
         </w:tc>
@@ -2071,7 +2071,7 @@
                 <w:szCs w:val="22"/>
                 <w:color w:val="000000"/>
               </w:rPr>
-              <w:t xml:space="preserve">2.024</w:t>
+              <w:t xml:space="preserve">6.828</w:t>
             </w:r>
           </w:p>
         </w:tc>
@@ -2126,7 +2126,7 @@
                 <w:szCs w:val="22"/>
                 <w:color w:val="000000"/>
               </w:rPr>
-              <w:t xml:space="preserve">0.043</w:t>
+              <w:t xml:space="preserve">0.000</w:t>
             </w:r>
           </w:p>
         </w:tc>
@@ -2181,7 +2181,7 @@
                 <w:szCs w:val="22"/>
                 <w:color w:val="000000"/>
               </w:rPr>
-              <w:t xml:space="preserve">0.003</w:t>
+              <w:t xml:space="preserve">1.426</w:t>
             </w:r>
           </w:p>
         </w:tc>
@@ -2236,7 +2236,7 @@
                 <w:szCs w:val="22"/>
                 <w:color w:val="000000"/>
               </w:rPr>
-              <w:t xml:space="preserve">0.169</w:t>
+              <w:t xml:space="preserve">2.574</w:t>
             </w:r>
           </w:p>
         </w:tc>
@@ -2296,7 +2296,7 @@
                 <w:szCs w:val="22"/>
                 <w:color w:val="000000"/>
               </w:rPr>
-              <w:t xml:space="preserve">CDS_total</w:t>
+              <w:t xml:space="preserve">Depression</w:t>
             </w:r>
           </w:p>
         </w:tc>
@@ -2406,7 +2406,7 @@
                 <w:szCs w:val="22"/>
                 <w:color w:val="000000"/>
               </w:rPr>
-              <w:t xml:space="preserve">Anxiety</w:t>
+              <w:t xml:space="preserve">SEX</w:t>
             </w:r>
           </w:p>
         </w:tc>
@@ -2461,7 +2461,7 @@
                 <w:szCs w:val="22"/>
                 <w:color w:val="000000"/>
               </w:rPr>
-              <w:t xml:space="preserve">bA</w:t>
+              <w:t xml:space="preserve">aD</w:t>
             </w:r>
           </w:p>
         </w:tc>
@@ -2516,7 +2516,7 @@
                 <w:szCs w:val="22"/>
                 <w:color w:val="000000"/>
               </w:rPr>
-              <w:t xml:space="preserve">0.237</w:t>
+              <w:t xml:space="preserve">0.504</w:t>
             </w:r>
           </w:p>
         </w:tc>
@@ -2571,7 +2571,7 @@
                 <w:szCs w:val="22"/>
                 <w:color w:val="000000"/>
               </w:rPr>
-              <w:t xml:space="preserve">0.060</w:t>
+              <w:t xml:space="preserve">0.251</w:t>
             </w:r>
           </w:p>
         </w:tc>
@@ -2626,7 +2626,7 @@
                 <w:szCs w:val="22"/>
                 <w:color w:val="000000"/>
               </w:rPr>
-              <w:t xml:space="preserve">3.965</w:t>
+              <w:t xml:space="preserve">2.006</w:t>
             </w:r>
           </w:p>
         </w:tc>
@@ -2681,7 +2681,7 @@
                 <w:szCs w:val="22"/>
                 <w:color w:val="000000"/>
               </w:rPr>
-              <w:t xml:space="preserve">0.000</w:t>
+              <w:t xml:space="preserve">0.045</w:t>
             </w:r>
           </w:p>
         </w:tc>
@@ -2736,7 +2736,7 @@
                 <w:szCs w:val="22"/>
                 <w:color w:val="000000"/>
               </w:rPr>
-              <w:t xml:space="preserve">0.120</w:t>
+              <w:t xml:space="preserve">0.012</w:t>
             </w:r>
           </w:p>
         </w:tc>
@@ -2791,7 +2791,7 @@
                 <w:szCs w:val="22"/>
                 <w:color w:val="000000"/>
               </w:rPr>
-              <w:t xml:space="preserve">0.353</w:t>
+              <w:t xml:space="preserve">0.996</w:t>
             </w:r>
           </w:p>
         </w:tc>
@@ -2961,7 +2961,7 @@
                 <w:szCs w:val="22"/>
                 <w:color w:val="000000"/>
               </w:rPr>
-              <w:t xml:space="preserve">Depression</w:t>
+              <w:t xml:space="preserve">Anxiety</w:t>
             </w:r>
           </w:p>
         </w:tc>
@@ -3016,7 +3016,7 @@
                 <w:szCs w:val="22"/>
                 <w:color w:val="000000"/>
               </w:rPr>
-              <w:t xml:space="preserve">bD</w:t>
+              <w:t xml:space="preserve">bA</w:t>
             </w:r>
           </w:p>
         </w:tc>
@@ -3071,7 +3071,7 @@
                 <w:szCs w:val="22"/>
                 <w:color w:val="000000"/>
               </w:rPr>
-              <w:t xml:space="preserve">0.264</w:t>
+              <w:t xml:space="preserve">1.092</w:t>
             </w:r>
           </w:p>
         </w:tc>
@@ -3126,7 +3126,7 @@
                 <w:szCs w:val="22"/>
                 <w:color w:val="000000"/>
               </w:rPr>
-              <w:t xml:space="preserve">0.068</w:t>
+              <w:t xml:space="preserve">0.317</w:t>
             </w:r>
           </w:p>
         </w:tc>
@@ -3181,7 +3181,7 @@
                 <w:szCs w:val="22"/>
                 <w:color w:val="000000"/>
               </w:rPr>
-              <w:t xml:space="preserve">3.891</w:t>
+              <w:t xml:space="preserve">3.450</w:t>
             </w:r>
           </w:p>
         </w:tc>
@@ -3236,7 +3236,7 @@
                 <w:szCs w:val="22"/>
                 <w:color w:val="000000"/>
               </w:rPr>
-              <w:t xml:space="preserve">0.000</w:t>
+              <w:t xml:space="preserve">0.001</w:t>
             </w:r>
           </w:p>
         </w:tc>
@@ -3291,7 +3291,7 @@
                 <w:szCs w:val="22"/>
                 <w:color w:val="000000"/>
               </w:rPr>
-              <w:t xml:space="preserve">0.131</w:t>
+              <w:t xml:space="preserve">0.472</w:t>
             </w:r>
           </w:p>
         </w:tc>
@@ -3346,7 +3346,7 @@
                 <w:szCs w:val="22"/>
                 <w:color w:val="000000"/>
               </w:rPr>
-              <w:t xml:space="preserve">0.397</w:t>
+              <w:t xml:space="preserve">1.713</w:t>
             </w:r>
           </w:p>
         </w:tc>
@@ -3406,7 +3406,7 @@
                 <w:szCs w:val="22"/>
                 <w:color w:val="000000"/>
               </w:rPr>
-              <w:t xml:space="preserve">Anxiety</w:t>
+              <w:t xml:space="preserve">CDS_total</w:t>
             </w:r>
           </w:p>
         </w:tc>
@@ -3461,7 +3461,7 @@
                 <w:szCs w:val="22"/>
                 <w:color w:val="000000"/>
               </w:rPr>
-              <w:t xml:space="preserve">~~</w:t>
+              <w:t xml:space="preserve">~</w:t>
             </w:r>
           </w:p>
         </w:tc>
@@ -3571,7 +3571,7 @@
                 <w:szCs w:val="22"/>
                 <w:color w:val="000000"/>
               </w:rPr>
-              <w:t xml:space="preserve"/>
+              <w:t xml:space="preserve">bD</w:t>
             </w:r>
           </w:p>
         </w:tc>
@@ -3626,7 +3626,7 @@
                 <w:szCs w:val="22"/>
                 <w:color w:val="000000"/>
               </w:rPr>
-              <w:t xml:space="preserve">0.499</w:t>
+              <w:t xml:space="preserve">1.498</w:t>
             </w:r>
           </w:p>
         </w:tc>
@@ -3681,7 +3681,7 @@
                 <w:szCs w:val="22"/>
                 <w:color w:val="000000"/>
               </w:rPr>
-              <w:t xml:space="preserve">0.034</w:t>
+              <w:t xml:space="preserve">0.360</w:t>
             </w:r>
           </w:p>
         </w:tc>
@@ -3736,7 +3736,7 @@
                 <w:szCs w:val="22"/>
                 <w:color w:val="000000"/>
               </w:rPr>
-              <w:t xml:space="preserve">14.562</w:t>
+              <w:t xml:space="preserve">4.162</w:t>
             </w:r>
           </w:p>
         </w:tc>
@@ -3846,7 +3846,7 @@
                 <w:szCs w:val="22"/>
                 <w:color w:val="000000"/>
               </w:rPr>
-              <w:t xml:space="preserve">0.432</w:t>
+              <w:t xml:space="preserve">0.793</w:t>
             </w:r>
           </w:p>
         </w:tc>
@@ -3901,7 +3901,7 @@
                 <w:szCs w:val="22"/>
                 <w:color w:val="000000"/>
               </w:rPr>
-              <w:t xml:space="preserve">0.566</w:t>
+              <w:t xml:space="preserve">2.204</w:t>
             </w:r>
           </w:p>
         </w:tc>
@@ -3961,7 +3961,7 @@
                 <w:szCs w:val="22"/>
                 <w:color w:val="000000"/>
               </w:rPr>
-              <w:t xml:space="preserve">CDS_total</w:t>
+              <w:t xml:space="preserve">Anxiety</w:t>
             </w:r>
           </w:p>
         </w:tc>
@@ -4071,7 +4071,7 @@
                 <w:szCs w:val="22"/>
                 <w:color w:val="000000"/>
               </w:rPr>
-              <w:t xml:space="preserve">CDS_total</w:t>
+              <w:t xml:space="preserve">Depression</w:t>
             </w:r>
           </w:p>
         </w:tc>
@@ -4181,7 +4181,7 @@
                 <w:szCs w:val="22"/>
                 <w:color w:val="000000"/>
               </w:rPr>
-              <w:t xml:space="preserve">0.788</w:t>
+              <w:t xml:space="preserve">4.954</w:t>
             </w:r>
           </w:p>
         </w:tc>
@@ -4236,7 +4236,7 @@
                 <w:szCs w:val="22"/>
                 <w:color w:val="000000"/>
               </w:rPr>
-              <w:t xml:space="preserve">0.032</w:t>
+              <w:t xml:space="preserve">0.517</w:t>
             </w:r>
           </w:p>
         </w:tc>
@@ -4291,7 +4291,7 @@
                 <w:szCs w:val="22"/>
                 <w:color w:val="000000"/>
               </w:rPr>
-              <w:t xml:space="preserve">24.278</w:t>
+              <w:t xml:space="preserve">9.584</w:t>
             </w:r>
           </w:p>
         </w:tc>
@@ -4401,7 +4401,7 @@
                 <w:szCs w:val="22"/>
                 <w:color w:val="000000"/>
               </w:rPr>
-              <w:t xml:space="preserve">0.724</w:t>
+              <w:t xml:space="preserve">3.941</w:t>
             </w:r>
           </w:p>
         </w:tc>
@@ -4456,7 +4456,7 @@
                 <w:szCs w:val="22"/>
                 <w:color w:val="000000"/>
               </w:rPr>
-              <w:t xml:space="preserve">0.851</w:t>
+              <w:t xml:space="preserve">5.968</w:t>
             </w:r>
           </w:p>
         </w:tc>
@@ -4516,7 +4516,7 @@
                 <w:szCs w:val="22"/>
                 <w:color w:val="000000"/>
               </w:rPr>
-              <w:t xml:space="preserve">Anxiety</w:t>
+              <w:t xml:space="preserve">CDS_total</w:t>
             </w:r>
           </w:p>
         </w:tc>
@@ -4626,7 +4626,7 @@
                 <w:szCs w:val="22"/>
                 <w:color w:val="000000"/>
               </w:rPr>
-              <w:t xml:space="preserve">Anxiety</w:t>
+              <w:t xml:space="preserve">CDS_total</w:t>
             </w:r>
           </w:p>
         </w:tc>
@@ -4736,7 +4736,7 @@
                 <w:szCs w:val="22"/>
                 <w:color w:val="000000"/>
               </w:rPr>
-              <w:t xml:space="preserve">0.921</w:t>
+              <w:t xml:space="preserve">213.881</w:t>
             </w:r>
           </w:p>
         </w:tc>
@@ -4791,7 +4791,7 @@
                 <w:szCs w:val="22"/>
                 <w:color w:val="000000"/>
               </w:rPr>
-              <w:t xml:space="preserve">0.021</w:t>
+              <w:t xml:space="preserve">33.125</w:t>
             </w:r>
           </w:p>
         </w:tc>
@@ -4846,7 +4846,7 @@
                 <w:szCs w:val="22"/>
                 <w:color w:val="000000"/>
               </w:rPr>
-              <w:t xml:space="preserve">43.150</w:t>
+              <w:t xml:space="preserve">6.457</w:t>
             </w:r>
           </w:p>
         </w:tc>
@@ -4956,7 +4956,7 @@
                 <w:szCs w:val="22"/>
                 <w:color w:val="000000"/>
               </w:rPr>
-              <w:t xml:space="preserve">0.879</w:t>
+              <w:t xml:space="preserve">148.958</w:t>
             </w:r>
           </w:p>
         </w:tc>
@@ -5011,7 +5011,7 @@
                 <w:szCs w:val="22"/>
                 <w:color w:val="000000"/>
               </w:rPr>
-              <w:t xml:space="preserve">0.962</w:t>
+              <w:t xml:space="preserve">278.804</w:t>
             </w:r>
           </w:p>
         </w:tc>
@@ -5071,7 +5071,7 @@
                 <w:szCs w:val="22"/>
                 <w:color w:val="000000"/>
               </w:rPr>
-              <w:t xml:space="preserve">Depression</w:t>
+              <w:t xml:space="preserve">Anxiety</w:t>
             </w:r>
           </w:p>
         </w:tc>
@@ -5181,7 +5181,7 @@
                 <w:szCs w:val="22"/>
                 <w:color w:val="000000"/>
               </w:rPr>
-              <w:t xml:space="preserve">Depression</w:t>
+              <w:t xml:space="preserve">Anxiety</w:t>
             </w:r>
           </w:p>
         </w:tc>
@@ -5291,7 +5291,7 @@
                 <w:szCs w:val="22"/>
                 <w:color w:val="000000"/>
               </w:rPr>
-              <w:t xml:space="preserve">0.993</w:t>
+              <w:t xml:space="preserve">11.582</w:t>
             </w:r>
           </w:p>
         </w:tc>
@@ -5346,7 +5346,7 @@
                 <w:szCs w:val="22"/>
                 <w:color w:val="000000"/>
               </w:rPr>
-              <w:t xml:space="preserve">0.007</w:t>
+              <w:t xml:space="preserve">0.733</w:t>
             </w:r>
           </w:p>
         </w:tc>
@@ -5401,7 +5401,7 @@
                 <w:szCs w:val="22"/>
                 <w:color w:val="000000"/>
               </w:rPr>
-              <w:t xml:space="preserve">135.790</w:t>
+              <w:t xml:space="preserve">15.809</w:t>
             </w:r>
           </w:p>
         </w:tc>
@@ -5511,7 +5511,7 @@
                 <w:szCs w:val="22"/>
                 <w:color w:val="000000"/>
               </w:rPr>
-              <w:t xml:space="preserve">0.978</w:t>
+              <w:t xml:space="preserve">10.146</w:t>
             </w:r>
           </w:p>
         </w:tc>
@@ -5566,7 +5566,7 @@
                 <w:szCs w:val="22"/>
                 <w:color w:val="000000"/>
               </w:rPr>
-              <w:t xml:space="preserve">1.007</w:t>
+              <w:t xml:space="preserve">13.018</w:t>
             </w:r>
           </w:p>
         </w:tc>
@@ -5626,7 +5626,7 @@
                 <w:szCs w:val="22"/>
                 <w:color w:val="000000"/>
               </w:rPr>
-              <w:t xml:space="preserve">SEX</w:t>
+              <w:t xml:space="preserve">Depression</w:t>
             </w:r>
           </w:p>
         </w:tc>
@@ -5736,7 +5736,7 @@
                 <w:szCs w:val="22"/>
                 <w:color w:val="000000"/>
               </w:rPr>
-              <w:t xml:space="preserve">SEX</w:t>
+              <w:t xml:space="preserve">Depression</w:t>
             </w:r>
           </w:p>
         </w:tc>
@@ -5846,7 +5846,7 @@
                 <w:szCs w:val="22"/>
                 <w:color w:val="000000"/>
               </w:rPr>
-              <w:t xml:space="preserve">1.000</w:t>
+              <w:t xml:space="preserve">8.510</w:t>
             </w:r>
           </w:p>
         </w:tc>
@@ -5901,6 +5901,116 @@
                 <w:szCs w:val="22"/>
                 <w:color w:val="000000"/>
               </w:rPr>
+              <w:t xml:space="preserve">0.651</w:t>
+            </w:r>
+          </w:p>
+        </w:tc>
+        <w:tc>
+          <w:tcPr>
+            <w:tcBorders>
+              <w:bottom w:val="none" w:sz="0" w:space="0" w:color="000000"/>
+              <w:top w:val="none" w:sz="0" w:space="0" w:color="000000"/>
+              <w:left w:val="none" w:sz="0" w:space="0" w:color="000000"/>
+              <w:right w:val="none" w:sz="0" w:space="0" w:color="000000"/>
+            </w:tcBorders>
+            <w:shd w:val="clear" w:color="auto" w:fill="FFFFFF"/>
+            <w:tcMar>
+              <w:top w:w="0" w:type="dxa"/>
+              <w:bottom w:w="0" w:type="dxa"/>
+              <w:left w:w="0" w:type="dxa"/>
+              <w:right w:w="0" w:type="dxa"/>
+            </w:tcMar>
+            <w:vAlign w:val="center"/>
+          </w:tcPr>
+          <w:p>
+            <w:pPr>
+              <w:pStyle w:val="Normal"/>
+              <w:jc w:val="right"/>
+              <w:pBdr>
+                <w:bottom w:val="none" w:sz="0" w:space="0" w:color="000000"/>
+                <w:top w:val="none" w:sz="0" w:space="0" w:color="000000"/>
+                <w:left w:val="none" w:sz="0" w:space="0" w:color="000000"/>
+                <w:right w:val="none" w:sz="0" w:space="0" w:color="000000"/>
+              </w:pBdr>
+              <w:spacing w:after="100" w:before="100" w:line="240"/>
+              <w:ind w:left="100" w:right="100" w:firstLine="0" w:firstLineChars="0"/>
+              <w:rPr>
+                <w:rFonts w:ascii="Arial" w:hAnsi="Arial" w:eastAsia="Arial" w:cs="Arial"/>
+                <w:i w:val="false"/>
+                <w:b w:val="false"/>
+                <w:u w:val="none"/>
+                <w:strike w:val="false"/>
+                <w:sz w:val="22"/>
+                <w:szCs w:val="22"/>
+                <w:color w:val="000000"/>
+              </w:rPr>
+            </w:pPr>
+            <w:r>
+              <w:rPr>
+                <w:rFonts w:ascii="Arial" w:hAnsi="Arial" w:eastAsia="Arial" w:cs="Arial"/>
+                <w:i w:val="false"/>
+                <w:b w:val="false"/>
+                <w:u w:val="none"/>
+                <w:strike w:val="false"/>
+                <w:sz w:val="22"/>
+                <w:szCs w:val="22"/>
+                <w:color w:val="000000"/>
+              </w:rPr>
+              <w:t xml:space="preserve">13.064</w:t>
+            </w:r>
+          </w:p>
+        </w:tc>
+        <w:tc>
+          <w:tcPr>
+            <w:tcBorders>
+              <w:bottom w:val="none" w:sz="0" w:space="0" w:color="000000"/>
+              <w:top w:val="none" w:sz="0" w:space="0" w:color="000000"/>
+              <w:left w:val="none" w:sz="0" w:space="0" w:color="000000"/>
+              <w:right w:val="none" w:sz="0" w:space="0" w:color="000000"/>
+            </w:tcBorders>
+            <w:shd w:val="clear" w:color="auto" w:fill="FFFFFF"/>
+            <w:tcMar>
+              <w:top w:w="0" w:type="dxa"/>
+              <w:bottom w:w="0" w:type="dxa"/>
+              <w:left w:w="0" w:type="dxa"/>
+              <w:right w:w="0" w:type="dxa"/>
+            </w:tcMar>
+            <w:vAlign w:val="center"/>
+          </w:tcPr>
+          <w:p>
+            <w:pPr>
+              <w:pStyle w:val="Normal"/>
+              <w:jc w:val="right"/>
+              <w:pBdr>
+                <w:bottom w:val="none" w:sz="0" w:space="0" w:color="000000"/>
+                <w:top w:val="none" w:sz="0" w:space="0" w:color="000000"/>
+                <w:left w:val="none" w:sz="0" w:space="0" w:color="000000"/>
+                <w:right w:val="none" w:sz="0" w:space="0" w:color="000000"/>
+              </w:pBdr>
+              <w:spacing w:after="100" w:before="100" w:line="240"/>
+              <w:ind w:left="100" w:right="100" w:firstLine="0" w:firstLineChars="0"/>
+              <w:rPr>
+                <w:rFonts w:ascii="Arial" w:hAnsi="Arial" w:eastAsia="Arial" w:cs="Arial"/>
+                <w:i w:val="false"/>
+                <w:b w:val="false"/>
+                <w:u w:val="none"/>
+                <w:strike w:val="false"/>
+                <w:sz w:val="22"/>
+                <w:szCs w:val="22"/>
+                <w:color w:val="000000"/>
+              </w:rPr>
+            </w:pPr>
+            <w:r>
+              <w:rPr>
+                <w:rFonts w:ascii="Arial" w:hAnsi="Arial" w:eastAsia="Arial" w:cs="Arial"/>
+                <w:i w:val="false"/>
+                <w:b w:val="false"/>
+                <w:u w:val="none"/>
+                <w:strike w:val="false"/>
+                <w:sz w:val="22"/>
+                <w:szCs w:val="22"/>
+                <w:color w:val="000000"/>
+              </w:rPr>
               <w:t xml:space="preserve">0.000</w:t>
             </w:r>
           </w:p>
@@ -5956,7 +6066,7 @@
                 <w:szCs w:val="22"/>
                 <w:color w:val="000000"/>
               </w:rPr>
-              <w:t xml:space="preserve"/>
+              <w:t xml:space="preserve">7.233</w:t>
             </w:r>
           </w:p>
         </w:tc>
@@ -6011,117 +6121,7 @@
                 <w:szCs w:val="22"/>
                 <w:color w:val="000000"/>
               </w:rPr>
-              <w:t xml:space="preserve"/>
-            </w:r>
-          </w:p>
-        </w:tc>
-        <w:tc>
-          <w:tcPr>
-            <w:tcBorders>
-              <w:bottom w:val="none" w:sz="0" w:space="0" w:color="000000"/>
-              <w:top w:val="none" w:sz="0" w:space="0" w:color="000000"/>
-              <w:left w:val="none" w:sz="0" w:space="0" w:color="000000"/>
-              <w:right w:val="none" w:sz="0" w:space="0" w:color="000000"/>
-            </w:tcBorders>
-            <w:shd w:val="clear" w:color="auto" w:fill="FFFFFF"/>
-            <w:tcMar>
-              <w:top w:w="0" w:type="dxa"/>
-              <w:bottom w:w="0" w:type="dxa"/>
-              <w:left w:w="0" w:type="dxa"/>
-              <w:right w:w="0" w:type="dxa"/>
-            </w:tcMar>
-            <w:vAlign w:val="center"/>
-          </w:tcPr>
-          <w:p>
-            <w:pPr>
-              <w:pStyle w:val="Normal"/>
-              <w:jc w:val="right"/>
-              <w:pBdr>
-                <w:bottom w:val="none" w:sz="0" w:space="0" w:color="000000"/>
-                <w:top w:val="none" w:sz="0" w:space="0" w:color="000000"/>
-                <w:left w:val="none" w:sz="0" w:space="0" w:color="000000"/>
-                <w:right w:val="none" w:sz="0" w:space="0" w:color="000000"/>
-              </w:pBdr>
-              <w:spacing w:after="100" w:before="100" w:line="240"/>
-              <w:ind w:left="100" w:right="100" w:firstLine="0" w:firstLineChars="0"/>
-              <w:rPr>
-                <w:rFonts w:ascii="Arial" w:hAnsi="Arial" w:eastAsia="Arial" w:cs="Arial"/>
-                <w:i w:val="false"/>
-                <w:b w:val="false"/>
-                <w:u w:val="none"/>
-                <w:strike w:val="false"/>
-                <w:sz w:val="22"/>
-                <w:szCs w:val="22"/>
-                <w:color w:val="000000"/>
-              </w:rPr>
-            </w:pPr>
-            <w:r>
-              <w:rPr>
-                <w:rFonts w:ascii="Arial" w:hAnsi="Arial" w:eastAsia="Arial" w:cs="Arial"/>
-                <w:i w:val="false"/>
-                <w:b w:val="false"/>
-                <w:u w:val="none"/>
-                <w:strike w:val="false"/>
-                <w:sz w:val="22"/>
-                <w:szCs w:val="22"/>
-                <w:color w:val="000000"/>
-              </w:rPr>
-              <w:t xml:space="preserve">1.000</w:t>
-            </w:r>
-          </w:p>
-        </w:tc>
-        <w:tc>
-          <w:tcPr>
-            <w:tcBorders>
-              <w:bottom w:val="none" w:sz="0" w:space="0" w:color="000000"/>
-              <w:top w:val="none" w:sz="0" w:space="0" w:color="000000"/>
-              <w:left w:val="none" w:sz="0" w:space="0" w:color="000000"/>
-              <w:right w:val="none" w:sz="0" w:space="0" w:color="000000"/>
-            </w:tcBorders>
-            <w:shd w:val="clear" w:color="auto" w:fill="FFFFFF"/>
-            <w:tcMar>
-              <w:top w:w="0" w:type="dxa"/>
-              <w:bottom w:w="0" w:type="dxa"/>
-              <w:left w:w="0" w:type="dxa"/>
-              <w:right w:w="0" w:type="dxa"/>
-            </w:tcMar>
-            <w:vAlign w:val="center"/>
-          </w:tcPr>
-          <w:p>
-            <w:pPr>
-              <w:pStyle w:val="Normal"/>
-              <w:jc w:val="right"/>
-              <w:pBdr>
-                <w:bottom w:val="none" w:sz="0" w:space="0" w:color="000000"/>
-                <w:top w:val="none" w:sz="0" w:space="0" w:color="000000"/>
-                <w:left w:val="none" w:sz="0" w:space="0" w:color="000000"/>
-                <w:right w:val="none" w:sz="0" w:space="0" w:color="000000"/>
-              </w:pBdr>
-              <w:spacing w:after="100" w:before="100" w:line="240"/>
-              <w:ind w:left="100" w:right="100" w:firstLine="0" w:firstLineChars="0"/>
-              <w:rPr>
-                <w:rFonts w:ascii="Arial" w:hAnsi="Arial" w:eastAsia="Arial" w:cs="Arial"/>
-                <w:i w:val="false"/>
-                <w:b w:val="false"/>
-                <w:u w:val="none"/>
-                <w:strike w:val="false"/>
-                <w:sz w:val="22"/>
-                <w:szCs w:val="22"/>
-                <w:color w:val="000000"/>
-              </w:rPr>
-            </w:pPr>
-            <w:r>
-              <w:rPr>
-                <w:rFonts w:ascii="Arial" w:hAnsi="Arial" w:eastAsia="Arial" w:cs="Arial"/>
-                <w:i w:val="false"/>
-                <w:b w:val="false"/>
-                <w:u w:val="none"/>
-                <w:strike w:val="false"/>
-                <w:sz w:val="22"/>
-                <w:szCs w:val="22"/>
-                <w:color w:val="000000"/>
-              </w:rPr>
-              <w:t xml:space="preserve">1.000</w:t>
+              <w:t xml:space="preserve">9.786</w:t>
             </w:r>
           </w:p>
         </w:tc>
@@ -6181,7 +6181,7 @@
                 <w:szCs w:val="22"/>
                 <w:color w:val="000000"/>
               </w:rPr>
-              <w:t xml:space="preserve">abA</w:t>
+              <w:t xml:space="preserve">SEX</w:t>
             </w:r>
           </w:p>
         </w:tc>
@@ -6236,7 +6236,7 @@
                 <w:szCs w:val="22"/>
                 <w:color w:val="000000"/>
               </w:rPr>
-              <w:t xml:space="preserve">:=</w:t>
+              <w:t xml:space="preserve">~~</w:t>
             </w:r>
           </w:p>
         </w:tc>
@@ -6291,7 +6291,7 @@
                 <w:szCs w:val="22"/>
                 <w:color w:val="000000"/>
               </w:rPr>
-              <w:t xml:space="preserve">aA*bA</w:t>
+              <w:t xml:space="preserve">SEX</w:t>
             </w:r>
           </w:p>
         </w:tc>
@@ -6346,7 +6346,7 @@
                 <w:szCs w:val="22"/>
                 <w:color w:val="000000"/>
               </w:rPr>
-              <w:t xml:space="preserve">abA</w:t>
+              <w:t xml:space="preserve"/>
             </w:r>
           </w:p>
         </w:tc>
@@ -6401,7 +6401,7 @@
                 <w:szCs w:val="22"/>
                 <w:color w:val="000000"/>
               </w:rPr>
-              <w:t xml:space="preserve">0.067</w:t>
+              <w:t xml:space="preserve">0.250</w:t>
             </w:r>
           </w:p>
         </w:tc>
@@ -6456,7 +6456,7 @@
                 <w:szCs w:val="22"/>
                 <w:color w:val="000000"/>
               </w:rPr>
-              <w:t xml:space="preserve">0.019</w:t>
+              <w:t xml:space="preserve">0.000</w:t>
             </w:r>
           </w:p>
         </w:tc>
@@ -6511,7 +6511,7 @@
                 <w:szCs w:val="22"/>
                 <w:color w:val="000000"/>
               </w:rPr>
-              <w:t xml:space="preserve">3.477</w:t>
+              <w:t xml:space="preserve"/>
             </w:r>
           </w:p>
         </w:tc>
@@ -6566,7 +6566,7 @@
                 <w:szCs w:val="22"/>
                 <w:color w:val="000000"/>
               </w:rPr>
-              <w:t xml:space="preserve">0.001</w:t>
+              <w:t xml:space="preserve"/>
             </w:r>
           </w:p>
         </w:tc>
@@ -6621,7 +6621,7 @@
                 <w:szCs w:val="22"/>
                 <w:color w:val="000000"/>
               </w:rPr>
-              <w:t xml:space="preserve">0.029</w:t>
+              <w:t xml:space="preserve">0.250</w:t>
             </w:r>
           </w:p>
         </w:tc>
@@ -6676,7 +6676,7 @@
                 <w:szCs w:val="22"/>
                 <w:color w:val="000000"/>
               </w:rPr>
-              <w:t xml:space="preserve">0.104</w:t>
+              <w:t xml:space="preserve">0.250</w:t>
             </w:r>
           </w:p>
         </w:tc>
@@ -6736,7 +6736,7 @@
                 <w:szCs w:val="22"/>
                 <w:color w:val="000000"/>
               </w:rPr>
-              <w:t xml:space="preserve">abD</w:t>
+              <w:t xml:space="preserve">SEX</w:t>
             </w:r>
           </w:p>
         </w:tc>
@@ -6791,7 +6791,7 @@
                 <w:szCs w:val="22"/>
                 <w:color w:val="000000"/>
               </w:rPr>
-              <w:t xml:space="preserve">:=</w:t>
+              <w:t xml:space="preserve">~~</w:t>
             </w:r>
           </w:p>
         </w:tc>
@@ -6846,7 +6846,7 @@
                 <w:szCs w:val="22"/>
                 <w:color w:val="000000"/>
               </w:rPr>
-              <w:t xml:space="preserve">aD*bD</w:t>
+              <w:t xml:space="preserve">AGE_centered</w:t>
             </w:r>
           </w:p>
         </w:tc>
@@ -6901,7 +6901,7 @@
                 <w:szCs w:val="22"/>
                 <w:color w:val="000000"/>
               </w:rPr>
-              <w:t xml:space="preserve">abD</w:t>
+              <w:t xml:space="preserve"/>
             </w:r>
           </w:p>
         </w:tc>
@@ -6956,7 +6956,7 @@
                 <w:szCs w:val="22"/>
                 <w:color w:val="000000"/>
               </w:rPr>
-              <w:t xml:space="preserve">0.023</w:t>
+              <w:t xml:space="preserve">-0.456</w:t>
             </w:r>
           </w:p>
         </w:tc>
@@ -7011,7 +7011,7 @@
                 <w:szCs w:val="22"/>
                 <w:color w:val="000000"/>
               </w:rPr>
-              <w:t xml:space="preserve">0.013</w:t>
+              <w:t xml:space="preserve">0.000</w:t>
             </w:r>
           </w:p>
         </w:tc>
@@ -7066,7 +7066,7 @@
                 <w:szCs w:val="22"/>
                 <w:color w:val="000000"/>
               </w:rPr>
-              <w:t xml:space="preserve">1.745</w:t>
+              <w:t xml:space="preserve"/>
             </w:r>
           </w:p>
         </w:tc>
@@ -7121,7 +7121,7 @@
                 <w:szCs w:val="22"/>
                 <w:color w:val="000000"/>
               </w:rPr>
-              <w:t xml:space="preserve">0.081</w:t>
+              <w:t xml:space="preserve"/>
             </w:r>
           </w:p>
         </w:tc>
@@ -7176,7 +7176,7 @@
                 <w:szCs w:val="22"/>
                 <w:color w:val="000000"/>
               </w:rPr>
-              <w:t xml:space="preserve">-0.003</w:t>
+              <w:t xml:space="preserve">-0.456</w:t>
             </w:r>
           </w:p>
         </w:tc>
@@ -7231,7 +7231,7 @@
                 <w:szCs w:val="22"/>
                 <w:color w:val="000000"/>
               </w:rPr>
-              <w:t xml:space="preserve">0.048</w:t>
+              <w:t xml:space="preserve">-0.456</w:t>
             </w:r>
           </w:p>
         </w:tc>
@@ -7243,6 +7243,1671 @@
         <w:tc>
           <w:tcPr>
             <w:tcBorders>
+              <w:bottom w:val="none" w:sz="0" w:space="0" w:color="000000"/>
+              <w:top w:val="none" w:sz="0" w:space="0" w:color="000000"/>
+              <w:left w:val="none" w:sz="0" w:space="0" w:color="000000"/>
+              <w:right w:val="none" w:sz="0" w:space="0" w:color="000000"/>
+            </w:tcBorders>
+            <w:shd w:val="clear" w:color="auto" w:fill="FFFFFF"/>
+            <w:tcMar>
+              <w:top w:w="0" w:type="dxa"/>
+              <w:bottom w:w="0" w:type="dxa"/>
+              <w:left w:w="0" w:type="dxa"/>
+              <w:right w:w="0" w:type="dxa"/>
+            </w:tcMar>
+            <w:vAlign w:val="center"/>
+          </w:tcPr>
+          <w:p>
+            <w:pPr>
+              <w:pStyle w:val="Normal"/>
+              <w:jc w:val="left"/>
+              <w:pBdr>
+                <w:bottom w:val="none" w:sz="0" w:space="0" w:color="000000"/>
+                <w:top w:val="none" w:sz="0" w:space="0" w:color="000000"/>
+                <w:left w:val="none" w:sz="0" w:space="0" w:color="000000"/>
+                <w:right w:val="none" w:sz="0" w:space="0" w:color="000000"/>
+              </w:pBdr>
+              <w:spacing w:after="100" w:before="100" w:line="240"/>
+              <w:ind w:left="100" w:right="100" w:firstLine="0" w:firstLineChars="0"/>
+              <w:rPr>
+                <w:rFonts w:ascii="Arial" w:hAnsi="Arial" w:eastAsia="Arial" w:cs="Arial"/>
+                <w:i w:val="false"/>
+                <w:b w:val="false"/>
+                <w:u w:val="none"/>
+                <w:strike w:val="false"/>
+                <w:sz w:val="22"/>
+                <w:szCs w:val="22"/>
+                <w:color w:val="000000"/>
+              </w:rPr>
+            </w:pPr>
+            <w:r>
+              <w:rPr>
+                <w:rFonts w:ascii="Arial" w:hAnsi="Arial" w:eastAsia="Arial" w:cs="Arial"/>
+                <w:i w:val="false"/>
+                <w:b w:val="false"/>
+                <w:u w:val="none"/>
+                <w:strike w:val="false"/>
+                <w:sz w:val="22"/>
+                <w:szCs w:val="22"/>
+                <w:color w:val="000000"/>
+              </w:rPr>
+              <w:t xml:space="preserve">AGE_centered</w:t>
+            </w:r>
+          </w:p>
+        </w:tc>
+        <w:tc>
+          <w:tcPr>
+            <w:tcBorders>
+              <w:bottom w:val="none" w:sz="0" w:space="0" w:color="000000"/>
+              <w:top w:val="none" w:sz="0" w:space="0" w:color="000000"/>
+              <w:left w:val="none" w:sz="0" w:space="0" w:color="000000"/>
+              <w:right w:val="none" w:sz="0" w:space="0" w:color="000000"/>
+            </w:tcBorders>
+            <w:shd w:val="clear" w:color="auto" w:fill="FFFFFF"/>
+            <w:tcMar>
+              <w:top w:w="0" w:type="dxa"/>
+              <w:bottom w:w="0" w:type="dxa"/>
+              <w:left w:w="0" w:type="dxa"/>
+              <w:right w:w="0" w:type="dxa"/>
+            </w:tcMar>
+            <w:vAlign w:val="center"/>
+          </w:tcPr>
+          <w:p>
+            <w:pPr>
+              <w:pStyle w:val="Normal"/>
+              <w:jc w:val="left"/>
+              <w:pBdr>
+                <w:bottom w:val="none" w:sz="0" w:space="0" w:color="000000"/>
+                <w:top w:val="none" w:sz="0" w:space="0" w:color="000000"/>
+                <w:left w:val="none" w:sz="0" w:space="0" w:color="000000"/>
+                <w:right w:val="none" w:sz="0" w:space="0" w:color="000000"/>
+              </w:pBdr>
+              <w:spacing w:after="100" w:before="100" w:line="240"/>
+              <w:ind w:left="100" w:right="100" w:firstLine="0" w:firstLineChars="0"/>
+              <w:rPr>
+                <w:rFonts w:ascii="Arial" w:hAnsi="Arial" w:eastAsia="Arial" w:cs="Arial"/>
+                <w:i w:val="false"/>
+                <w:b w:val="false"/>
+                <w:u w:val="none"/>
+                <w:strike w:val="false"/>
+                <w:sz w:val="22"/>
+                <w:szCs w:val="22"/>
+                <w:color w:val="000000"/>
+              </w:rPr>
+            </w:pPr>
+            <w:r>
+              <w:rPr>
+                <w:rFonts w:ascii="Arial" w:hAnsi="Arial" w:eastAsia="Arial" w:cs="Arial"/>
+                <w:i w:val="false"/>
+                <w:b w:val="false"/>
+                <w:u w:val="none"/>
+                <w:strike w:val="false"/>
+                <w:sz w:val="22"/>
+                <w:szCs w:val="22"/>
+                <w:color w:val="000000"/>
+              </w:rPr>
+              <w:t xml:space="preserve">~~</w:t>
+            </w:r>
+          </w:p>
+        </w:tc>
+        <w:tc>
+          <w:tcPr>
+            <w:tcBorders>
+              <w:bottom w:val="none" w:sz="0" w:space="0" w:color="000000"/>
+              <w:top w:val="none" w:sz="0" w:space="0" w:color="000000"/>
+              <w:left w:val="none" w:sz="0" w:space="0" w:color="000000"/>
+              <w:right w:val="none" w:sz="0" w:space="0" w:color="000000"/>
+            </w:tcBorders>
+            <w:shd w:val="clear" w:color="auto" w:fill="FFFFFF"/>
+            <w:tcMar>
+              <w:top w:w="0" w:type="dxa"/>
+              <w:bottom w:w="0" w:type="dxa"/>
+              <w:left w:w="0" w:type="dxa"/>
+              <w:right w:w="0" w:type="dxa"/>
+            </w:tcMar>
+            <w:vAlign w:val="center"/>
+          </w:tcPr>
+          <w:p>
+            <w:pPr>
+              <w:pStyle w:val="Normal"/>
+              <w:jc w:val="left"/>
+              <w:pBdr>
+                <w:bottom w:val="none" w:sz="0" w:space="0" w:color="000000"/>
+                <w:top w:val="none" w:sz="0" w:space="0" w:color="000000"/>
+                <w:left w:val="none" w:sz="0" w:space="0" w:color="000000"/>
+                <w:right w:val="none" w:sz="0" w:space="0" w:color="000000"/>
+              </w:pBdr>
+              <w:spacing w:after="100" w:before="100" w:line="240"/>
+              <w:ind w:left="100" w:right="100" w:firstLine="0" w:firstLineChars="0"/>
+              <w:rPr>
+                <w:rFonts w:ascii="Arial" w:hAnsi="Arial" w:eastAsia="Arial" w:cs="Arial"/>
+                <w:i w:val="false"/>
+                <w:b w:val="false"/>
+                <w:u w:val="none"/>
+                <w:strike w:val="false"/>
+                <w:sz w:val="22"/>
+                <w:szCs w:val="22"/>
+                <w:color w:val="000000"/>
+              </w:rPr>
+            </w:pPr>
+            <w:r>
+              <w:rPr>
+                <w:rFonts w:ascii="Arial" w:hAnsi="Arial" w:eastAsia="Arial" w:cs="Arial"/>
+                <w:i w:val="false"/>
+                <w:b w:val="false"/>
+                <w:u w:val="none"/>
+                <w:strike w:val="false"/>
+                <w:sz w:val="22"/>
+                <w:szCs w:val="22"/>
+                <w:color w:val="000000"/>
+              </w:rPr>
+              <w:t xml:space="preserve">AGE_centered</w:t>
+            </w:r>
+          </w:p>
+        </w:tc>
+        <w:tc>
+          <w:tcPr>
+            <w:tcBorders>
+              <w:bottom w:val="none" w:sz="0" w:space="0" w:color="000000"/>
+              <w:top w:val="none" w:sz="0" w:space="0" w:color="000000"/>
+              <w:left w:val="none" w:sz="0" w:space="0" w:color="000000"/>
+              <w:right w:val="none" w:sz="0" w:space="0" w:color="000000"/>
+            </w:tcBorders>
+            <w:shd w:val="clear" w:color="auto" w:fill="FFFFFF"/>
+            <w:tcMar>
+              <w:top w:w="0" w:type="dxa"/>
+              <w:bottom w:w="0" w:type="dxa"/>
+              <w:left w:w="0" w:type="dxa"/>
+              <w:right w:w="0" w:type="dxa"/>
+            </w:tcMar>
+            <w:vAlign w:val="center"/>
+          </w:tcPr>
+          <w:p>
+            <w:pPr>
+              <w:pStyle w:val="Normal"/>
+              <w:jc w:val="left"/>
+              <w:pBdr>
+                <w:bottom w:val="none" w:sz="0" w:space="0" w:color="000000"/>
+                <w:top w:val="none" w:sz="0" w:space="0" w:color="000000"/>
+                <w:left w:val="none" w:sz="0" w:space="0" w:color="000000"/>
+                <w:right w:val="none" w:sz="0" w:space="0" w:color="000000"/>
+              </w:pBdr>
+              <w:spacing w:after="100" w:before="100" w:line="240"/>
+              <w:ind w:left="100" w:right="100" w:firstLine="0" w:firstLineChars="0"/>
+              <w:rPr>
+                <w:rFonts w:ascii="Arial" w:hAnsi="Arial" w:eastAsia="Arial" w:cs="Arial"/>
+                <w:i w:val="false"/>
+                <w:b w:val="false"/>
+                <w:u w:val="none"/>
+                <w:strike w:val="false"/>
+                <w:sz w:val="22"/>
+                <w:szCs w:val="22"/>
+                <w:color w:val="000000"/>
+              </w:rPr>
+            </w:pPr>
+            <w:r>
+              <w:rPr>
+                <w:rFonts w:ascii="Arial" w:hAnsi="Arial" w:eastAsia="Arial" w:cs="Arial"/>
+                <w:i w:val="false"/>
+                <w:b w:val="false"/>
+                <w:u w:val="none"/>
+                <w:strike w:val="false"/>
+                <w:sz w:val="22"/>
+                <w:szCs w:val="22"/>
+                <w:color w:val="000000"/>
+              </w:rPr>
+              <w:t xml:space="preserve"/>
+            </w:r>
+          </w:p>
+        </w:tc>
+        <w:tc>
+          <w:tcPr>
+            <w:tcBorders>
+              <w:bottom w:val="none" w:sz="0" w:space="0" w:color="000000"/>
+              <w:top w:val="none" w:sz="0" w:space="0" w:color="000000"/>
+              <w:left w:val="none" w:sz="0" w:space="0" w:color="000000"/>
+              <w:right w:val="none" w:sz="0" w:space="0" w:color="000000"/>
+            </w:tcBorders>
+            <w:shd w:val="clear" w:color="auto" w:fill="FFFFFF"/>
+            <w:tcMar>
+              <w:top w:w="0" w:type="dxa"/>
+              <w:bottom w:w="0" w:type="dxa"/>
+              <w:left w:w="0" w:type="dxa"/>
+              <w:right w:w="0" w:type="dxa"/>
+            </w:tcMar>
+            <w:vAlign w:val="center"/>
+          </w:tcPr>
+          <w:p>
+            <w:pPr>
+              <w:pStyle w:val="Normal"/>
+              <w:jc w:val="right"/>
+              <w:pBdr>
+                <w:bottom w:val="none" w:sz="0" w:space="0" w:color="000000"/>
+                <w:top w:val="none" w:sz="0" w:space="0" w:color="000000"/>
+                <w:left w:val="none" w:sz="0" w:space="0" w:color="000000"/>
+                <w:right w:val="none" w:sz="0" w:space="0" w:color="000000"/>
+              </w:pBdr>
+              <w:spacing w:after="100" w:before="100" w:line="240"/>
+              <w:ind w:left="100" w:right="100" w:firstLine="0" w:firstLineChars="0"/>
+              <w:rPr>
+                <w:rFonts w:ascii="Arial" w:hAnsi="Arial" w:eastAsia="Arial" w:cs="Arial"/>
+                <w:i w:val="false"/>
+                <w:b w:val="false"/>
+                <w:u w:val="none"/>
+                <w:strike w:val="false"/>
+                <w:sz w:val="22"/>
+                <w:szCs w:val="22"/>
+                <w:color w:val="000000"/>
+              </w:rPr>
+            </w:pPr>
+            <w:r>
+              <w:rPr>
+                <w:rFonts w:ascii="Arial" w:hAnsi="Arial" w:eastAsia="Arial" w:cs="Arial"/>
+                <w:i w:val="false"/>
+                <w:b w:val="false"/>
+                <w:u w:val="none"/>
+                <w:strike w:val="false"/>
+                <w:sz w:val="22"/>
+                <w:szCs w:val="22"/>
+                <w:color w:val="000000"/>
+              </w:rPr>
+              <w:t xml:space="preserve">250.971</w:t>
+            </w:r>
+          </w:p>
+        </w:tc>
+        <w:tc>
+          <w:tcPr>
+            <w:tcBorders>
+              <w:bottom w:val="none" w:sz="0" w:space="0" w:color="000000"/>
+              <w:top w:val="none" w:sz="0" w:space="0" w:color="000000"/>
+              <w:left w:val="none" w:sz="0" w:space="0" w:color="000000"/>
+              <w:right w:val="none" w:sz="0" w:space="0" w:color="000000"/>
+            </w:tcBorders>
+            <w:shd w:val="clear" w:color="auto" w:fill="FFFFFF"/>
+            <w:tcMar>
+              <w:top w:w="0" w:type="dxa"/>
+              <w:bottom w:w="0" w:type="dxa"/>
+              <w:left w:w="0" w:type="dxa"/>
+              <w:right w:w="0" w:type="dxa"/>
+            </w:tcMar>
+            <w:vAlign w:val="center"/>
+          </w:tcPr>
+          <w:p>
+            <w:pPr>
+              <w:pStyle w:val="Normal"/>
+              <w:jc w:val="right"/>
+              <w:pBdr>
+                <w:bottom w:val="none" w:sz="0" w:space="0" w:color="000000"/>
+                <w:top w:val="none" w:sz="0" w:space="0" w:color="000000"/>
+                <w:left w:val="none" w:sz="0" w:space="0" w:color="000000"/>
+                <w:right w:val="none" w:sz="0" w:space="0" w:color="000000"/>
+              </w:pBdr>
+              <w:spacing w:after="100" w:before="100" w:line="240"/>
+              <w:ind w:left="100" w:right="100" w:firstLine="0" w:firstLineChars="0"/>
+              <w:rPr>
+                <w:rFonts w:ascii="Arial" w:hAnsi="Arial" w:eastAsia="Arial" w:cs="Arial"/>
+                <w:i w:val="false"/>
+                <w:b w:val="false"/>
+                <w:u w:val="none"/>
+                <w:strike w:val="false"/>
+                <w:sz w:val="22"/>
+                <w:szCs w:val="22"/>
+                <w:color w:val="000000"/>
+              </w:rPr>
+            </w:pPr>
+            <w:r>
+              <w:rPr>
+                <w:rFonts w:ascii="Arial" w:hAnsi="Arial" w:eastAsia="Arial" w:cs="Arial"/>
+                <w:i w:val="false"/>
+                <w:b w:val="false"/>
+                <w:u w:val="none"/>
+                <w:strike w:val="false"/>
+                <w:sz w:val="22"/>
+                <w:szCs w:val="22"/>
+                <w:color w:val="000000"/>
+              </w:rPr>
+              <w:t xml:space="preserve">0.000</w:t>
+            </w:r>
+          </w:p>
+        </w:tc>
+        <w:tc>
+          <w:tcPr>
+            <w:tcBorders>
+              <w:bottom w:val="none" w:sz="0" w:space="0" w:color="000000"/>
+              <w:top w:val="none" w:sz="0" w:space="0" w:color="000000"/>
+              <w:left w:val="none" w:sz="0" w:space="0" w:color="000000"/>
+              <w:right w:val="none" w:sz="0" w:space="0" w:color="000000"/>
+            </w:tcBorders>
+            <w:shd w:val="clear" w:color="auto" w:fill="FFFFFF"/>
+            <w:tcMar>
+              <w:top w:w="0" w:type="dxa"/>
+              <w:bottom w:w="0" w:type="dxa"/>
+              <w:left w:w="0" w:type="dxa"/>
+              <w:right w:w="0" w:type="dxa"/>
+            </w:tcMar>
+            <w:vAlign w:val="center"/>
+          </w:tcPr>
+          <w:p>
+            <w:pPr>
+              <w:pStyle w:val="Normal"/>
+              <w:jc w:val="right"/>
+              <w:pBdr>
+                <w:bottom w:val="none" w:sz="0" w:space="0" w:color="000000"/>
+                <w:top w:val="none" w:sz="0" w:space="0" w:color="000000"/>
+                <w:left w:val="none" w:sz="0" w:space="0" w:color="000000"/>
+                <w:right w:val="none" w:sz="0" w:space="0" w:color="000000"/>
+              </w:pBdr>
+              <w:spacing w:after="100" w:before="100" w:line="240"/>
+              <w:ind w:left="100" w:right="100" w:firstLine="0" w:firstLineChars="0"/>
+              <w:rPr>
+                <w:rFonts w:ascii="Arial" w:hAnsi="Arial" w:eastAsia="Arial" w:cs="Arial"/>
+                <w:i w:val="false"/>
+                <w:b w:val="false"/>
+                <w:u w:val="none"/>
+                <w:strike w:val="false"/>
+                <w:sz w:val="22"/>
+                <w:szCs w:val="22"/>
+                <w:color w:val="000000"/>
+              </w:rPr>
+            </w:pPr>
+            <w:r>
+              <w:rPr>
+                <w:rFonts w:ascii="Arial" w:hAnsi="Arial" w:eastAsia="Arial" w:cs="Arial"/>
+                <w:i w:val="false"/>
+                <w:b w:val="false"/>
+                <w:u w:val="none"/>
+                <w:strike w:val="false"/>
+                <w:sz w:val="22"/>
+                <w:szCs w:val="22"/>
+                <w:color w:val="000000"/>
+              </w:rPr>
+              <w:t xml:space="preserve"/>
+            </w:r>
+          </w:p>
+        </w:tc>
+        <w:tc>
+          <w:tcPr>
+            <w:tcBorders>
+              <w:bottom w:val="none" w:sz="0" w:space="0" w:color="000000"/>
+              <w:top w:val="none" w:sz="0" w:space="0" w:color="000000"/>
+              <w:left w:val="none" w:sz="0" w:space="0" w:color="000000"/>
+              <w:right w:val="none" w:sz="0" w:space="0" w:color="000000"/>
+            </w:tcBorders>
+            <w:shd w:val="clear" w:color="auto" w:fill="FFFFFF"/>
+            <w:tcMar>
+              <w:top w:w="0" w:type="dxa"/>
+              <w:bottom w:w="0" w:type="dxa"/>
+              <w:left w:w="0" w:type="dxa"/>
+              <w:right w:w="0" w:type="dxa"/>
+            </w:tcMar>
+            <w:vAlign w:val="center"/>
+          </w:tcPr>
+          <w:p>
+            <w:pPr>
+              <w:pStyle w:val="Normal"/>
+              <w:jc w:val="right"/>
+              <w:pBdr>
+                <w:bottom w:val="none" w:sz="0" w:space="0" w:color="000000"/>
+                <w:top w:val="none" w:sz="0" w:space="0" w:color="000000"/>
+                <w:left w:val="none" w:sz="0" w:space="0" w:color="000000"/>
+                <w:right w:val="none" w:sz="0" w:space="0" w:color="000000"/>
+              </w:pBdr>
+              <w:spacing w:after="100" w:before="100" w:line="240"/>
+              <w:ind w:left="100" w:right="100" w:firstLine="0" w:firstLineChars="0"/>
+              <w:rPr>
+                <w:rFonts w:ascii="Arial" w:hAnsi="Arial" w:eastAsia="Arial" w:cs="Arial"/>
+                <w:i w:val="false"/>
+                <w:b w:val="false"/>
+                <w:u w:val="none"/>
+                <w:strike w:val="false"/>
+                <w:sz w:val="22"/>
+                <w:szCs w:val="22"/>
+                <w:color w:val="000000"/>
+              </w:rPr>
+            </w:pPr>
+            <w:r>
+              <w:rPr>
+                <w:rFonts w:ascii="Arial" w:hAnsi="Arial" w:eastAsia="Arial" w:cs="Arial"/>
+                <w:i w:val="false"/>
+                <w:b w:val="false"/>
+                <w:u w:val="none"/>
+                <w:strike w:val="false"/>
+                <w:sz w:val="22"/>
+                <w:szCs w:val="22"/>
+                <w:color w:val="000000"/>
+              </w:rPr>
+              <w:t xml:space="preserve"/>
+            </w:r>
+          </w:p>
+        </w:tc>
+        <w:tc>
+          <w:tcPr>
+            <w:tcBorders>
+              <w:bottom w:val="none" w:sz="0" w:space="0" w:color="000000"/>
+              <w:top w:val="none" w:sz="0" w:space="0" w:color="000000"/>
+              <w:left w:val="none" w:sz="0" w:space="0" w:color="000000"/>
+              <w:right w:val="none" w:sz="0" w:space="0" w:color="000000"/>
+            </w:tcBorders>
+            <w:shd w:val="clear" w:color="auto" w:fill="FFFFFF"/>
+            <w:tcMar>
+              <w:top w:w="0" w:type="dxa"/>
+              <w:bottom w:w="0" w:type="dxa"/>
+              <w:left w:w="0" w:type="dxa"/>
+              <w:right w:w="0" w:type="dxa"/>
+            </w:tcMar>
+            <w:vAlign w:val="center"/>
+          </w:tcPr>
+          <w:p>
+            <w:pPr>
+              <w:pStyle w:val="Normal"/>
+              <w:jc w:val="right"/>
+              <w:pBdr>
+                <w:bottom w:val="none" w:sz="0" w:space="0" w:color="000000"/>
+                <w:top w:val="none" w:sz="0" w:space="0" w:color="000000"/>
+                <w:left w:val="none" w:sz="0" w:space="0" w:color="000000"/>
+                <w:right w:val="none" w:sz="0" w:space="0" w:color="000000"/>
+              </w:pBdr>
+              <w:spacing w:after="100" w:before="100" w:line="240"/>
+              <w:ind w:left="100" w:right="100" w:firstLine="0" w:firstLineChars="0"/>
+              <w:rPr>
+                <w:rFonts w:ascii="Arial" w:hAnsi="Arial" w:eastAsia="Arial" w:cs="Arial"/>
+                <w:i w:val="false"/>
+                <w:b w:val="false"/>
+                <w:u w:val="none"/>
+                <w:strike w:val="false"/>
+                <w:sz w:val="22"/>
+                <w:szCs w:val="22"/>
+                <w:color w:val="000000"/>
+              </w:rPr>
+            </w:pPr>
+            <w:r>
+              <w:rPr>
+                <w:rFonts w:ascii="Arial" w:hAnsi="Arial" w:eastAsia="Arial" w:cs="Arial"/>
+                <w:i w:val="false"/>
+                <w:b w:val="false"/>
+                <w:u w:val="none"/>
+                <w:strike w:val="false"/>
+                <w:sz w:val="22"/>
+                <w:szCs w:val="22"/>
+                <w:color w:val="000000"/>
+              </w:rPr>
+              <w:t xml:space="preserve">250.971</w:t>
+            </w:r>
+          </w:p>
+        </w:tc>
+        <w:tc>
+          <w:tcPr>
+            <w:tcBorders>
+              <w:bottom w:val="none" w:sz="0" w:space="0" w:color="000000"/>
+              <w:top w:val="none" w:sz="0" w:space="0" w:color="000000"/>
+              <w:left w:val="none" w:sz="0" w:space="0" w:color="000000"/>
+              <w:right w:val="none" w:sz="0" w:space="0" w:color="000000"/>
+            </w:tcBorders>
+            <w:shd w:val="clear" w:color="auto" w:fill="FFFFFF"/>
+            <w:tcMar>
+              <w:top w:w="0" w:type="dxa"/>
+              <w:bottom w:w="0" w:type="dxa"/>
+              <w:left w:w="0" w:type="dxa"/>
+              <w:right w:w="0" w:type="dxa"/>
+            </w:tcMar>
+            <w:vAlign w:val="center"/>
+          </w:tcPr>
+          <w:p>
+            <w:pPr>
+              <w:pStyle w:val="Normal"/>
+              <w:jc w:val="right"/>
+              <w:pBdr>
+                <w:bottom w:val="none" w:sz="0" w:space="0" w:color="000000"/>
+                <w:top w:val="none" w:sz="0" w:space="0" w:color="000000"/>
+                <w:left w:val="none" w:sz="0" w:space="0" w:color="000000"/>
+                <w:right w:val="none" w:sz="0" w:space="0" w:color="000000"/>
+              </w:pBdr>
+              <w:spacing w:after="100" w:before="100" w:line="240"/>
+              <w:ind w:left="100" w:right="100" w:firstLine="0" w:firstLineChars="0"/>
+              <w:rPr>
+                <w:rFonts w:ascii="Arial" w:hAnsi="Arial" w:eastAsia="Arial" w:cs="Arial"/>
+                <w:i w:val="false"/>
+                <w:b w:val="false"/>
+                <w:u w:val="none"/>
+                <w:strike w:val="false"/>
+                <w:sz w:val="22"/>
+                <w:szCs w:val="22"/>
+                <w:color w:val="000000"/>
+              </w:rPr>
+            </w:pPr>
+            <w:r>
+              <w:rPr>
+                <w:rFonts w:ascii="Arial" w:hAnsi="Arial" w:eastAsia="Arial" w:cs="Arial"/>
+                <w:i w:val="false"/>
+                <w:b w:val="false"/>
+                <w:u w:val="none"/>
+                <w:strike w:val="false"/>
+                <w:sz w:val="22"/>
+                <w:szCs w:val="22"/>
+                <w:color w:val="000000"/>
+              </w:rPr>
+              <w:t xml:space="preserve">250.971</w:t>
+            </w:r>
+          </w:p>
+        </w:tc>
+      </w:tr>
+      <w:tr>
+        <w:trPr>
+          <w:trHeight w:val="360" w:hRule="auto"/>
+        </w:trPr>
+        <w:tc>
+          <w:tcPr>
+            <w:tcBorders>
+              <w:bottom w:val="none" w:sz="0" w:space="0" w:color="000000"/>
+              <w:top w:val="none" w:sz="0" w:space="0" w:color="000000"/>
+              <w:left w:val="none" w:sz="0" w:space="0" w:color="000000"/>
+              <w:right w:val="none" w:sz="0" w:space="0" w:color="000000"/>
+            </w:tcBorders>
+            <w:shd w:val="clear" w:color="auto" w:fill="FFFFFF"/>
+            <w:tcMar>
+              <w:top w:w="0" w:type="dxa"/>
+              <w:bottom w:w="0" w:type="dxa"/>
+              <w:left w:w="0" w:type="dxa"/>
+              <w:right w:w="0" w:type="dxa"/>
+            </w:tcMar>
+            <w:vAlign w:val="center"/>
+          </w:tcPr>
+          <w:p>
+            <w:pPr>
+              <w:pStyle w:val="Normal"/>
+              <w:jc w:val="left"/>
+              <w:pBdr>
+                <w:bottom w:val="none" w:sz="0" w:space="0" w:color="000000"/>
+                <w:top w:val="none" w:sz="0" w:space="0" w:color="000000"/>
+                <w:left w:val="none" w:sz="0" w:space="0" w:color="000000"/>
+                <w:right w:val="none" w:sz="0" w:space="0" w:color="000000"/>
+              </w:pBdr>
+              <w:spacing w:after="100" w:before="100" w:line="240"/>
+              <w:ind w:left="100" w:right="100" w:firstLine="0" w:firstLineChars="0"/>
+              <w:rPr>
+                <w:rFonts w:ascii="Arial" w:hAnsi="Arial" w:eastAsia="Arial" w:cs="Arial"/>
+                <w:i w:val="false"/>
+                <w:b w:val="false"/>
+                <w:u w:val="none"/>
+                <w:strike w:val="false"/>
+                <w:sz w:val="22"/>
+                <w:szCs w:val="22"/>
+                <w:color w:val="000000"/>
+              </w:rPr>
+            </w:pPr>
+            <w:r>
+              <w:rPr>
+                <w:rFonts w:ascii="Arial" w:hAnsi="Arial" w:eastAsia="Arial" w:cs="Arial"/>
+                <w:i w:val="false"/>
+                <w:b w:val="false"/>
+                <w:u w:val="none"/>
+                <w:strike w:val="false"/>
+                <w:sz w:val="22"/>
+                <w:szCs w:val="22"/>
+                <w:color w:val="000000"/>
+              </w:rPr>
+              <w:t xml:space="preserve">abA</w:t>
+            </w:r>
+          </w:p>
+        </w:tc>
+        <w:tc>
+          <w:tcPr>
+            <w:tcBorders>
+              <w:bottom w:val="none" w:sz="0" w:space="0" w:color="000000"/>
+              <w:top w:val="none" w:sz="0" w:space="0" w:color="000000"/>
+              <w:left w:val="none" w:sz="0" w:space="0" w:color="000000"/>
+              <w:right w:val="none" w:sz="0" w:space="0" w:color="000000"/>
+            </w:tcBorders>
+            <w:shd w:val="clear" w:color="auto" w:fill="FFFFFF"/>
+            <w:tcMar>
+              <w:top w:w="0" w:type="dxa"/>
+              <w:bottom w:w="0" w:type="dxa"/>
+              <w:left w:w="0" w:type="dxa"/>
+              <w:right w:w="0" w:type="dxa"/>
+            </w:tcMar>
+            <w:vAlign w:val="center"/>
+          </w:tcPr>
+          <w:p>
+            <w:pPr>
+              <w:pStyle w:val="Normal"/>
+              <w:jc w:val="left"/>
+              <w:pBdr>
+                <w:bottom w:val="none" w:sz="0" w:space="0" w:color="000000"/>
+                <w:top w:val="none" w:sz="0" w:space="0" w:color="000000"/>
+                <w:left w:val="none" w:sz="0" w:space="0" w:color="000000"/>
+                <w:right w:val="none" w:sz="0" w:space="0" w:color="000000"/>
+              </w:pBdr>
+              <w:spacing w:after="100" w:before="100" w:line="240"/>
+              <w:ind w:left="100" w:right="100" w:firstLine="0" w:firstLineChars="0"/>
+              <w:rPr>
+                <w:rFonts w:ascii="Arial" w:hAnsi="Arial" w:eastAsia="Arial" w:cs="Arial"/>
+                <w:i w:val="false"/>
+                <w:b w:val="false"/>
+                <w:u w:val="none"/>
+                <w:strike w:val="false"/>
+                <w:sz w:val="22"/>
+                <w:szCs w:val="22"/>
+                <w:color w:val="000000"/>
+              </w:rPr>
+            </w:pPr>
+            <w:r>
+              <w:rPr>
+                <w:rFonts w:ascii="Arial" w:hAnsi="Arial" w:eastAsia="Arial" w:cs="Arial"/>
+                <w:i w:val="false"/>
+                <w:b w:val="false"/>
+                <w:u w:val="none"/>
+                <w:strike w:val="false"/>
+                <w:sz w:val="22"/>
+                <w:szCs w:val="22"/>
+                <w:color w:val="000000"/>
+              </w:rPr>
+              <w:t xml:space="preserve">:=</w:t>
+            </w:r>
+          </w:p>
+        </w:tc>
+        <w:tc>
+          <w:tcPr>
+            <w:tcBorders>
+              <w:bottom w:val="none" w:sz="0" w:space="0" w:color="000000"/>
+              <w:top w:val="none" w:sz="0" w:space="0" w:color="000000"/>
+              <w:left w:val="none" w:sz="0" w:space="0" w:color="000000"/>
+              <w:right w:val="none" w:sz="0" w:space="0" w:color="000000"/>
+            </w:tcBorders>
+            <w:shd w:val="clear" w:color="auto" w:fill="FFFFFF"/>
+            <w:tcMar>
+              <w:top w:w="0" w:type="dxa"/>
+              <w:bottom w:w="0" w:type="dxa"/>
+              <w:left w:w="0" w:type="dxa"/>
+              <w:right w:w="0" w:type="dxa"/>
+            </w:tcMar>
+            <w:vAlign w:val="center"/>
+          </w:tcPr>
+          <w:p>
+            <w:pPr>
+              <w:pStyle w:val="Normal"/>
+              <w:jc w:val="left"/>
+              <w:pBdr>
+                <w:bottom w:val="none" w:sz="0" w:space="0" w:color="000000"/>
+                <w:top w:val="none" w:sz="0" w:space="0" w:color="000000"/>
+                <w:left w:val="none" w:sz="0" w:space="0" w:color="000000"/>
+                <w:right w:val="none" w:sz="0" w:space="0" w:color="000000"/>
+              </w:pBdr>
+              <w:spacing w:after="100" w:before="100" w:line="240"/>
+              <w:ind w:left="100" w:right="100" w:firstLine="0" w:firstLineChars="0"/>
+              <w:rPr>
+                <w:rFonts w:ascii="Arial" w:hAnsi="Arial" w:eastAsia="Arial" w:cs="Arial"/>
+                <w:i w:val="false"/>
+                <w:b w:val="false"/>
+                <w:u w:val="none"/>
+                <w:strike w:val="false"/>
+                <w:sz w:val="22"/>
+                <w:szCs w:val="22"/>
+                <w:color w:val="000000"/>
+              </w:rPr>
+            </w:pPr>
+            <w:r>
+              <w:rPr>
+                <w:rFonts w:ascii="Arial" w:hAnsi="Arial" w:eastAsia="Arial" w:cs="Arial"/>
+                <w:i w:val="false"/>
+                <w:b w:val="false"/>
+                <w:u w:val="none"/>
+                <w:strike w:val="false"/>
+                <w:sz w:val="22"/>
+                <w:szCs w:val="22"/>
+                <w:color w:val="000000"/>
+              </w:rPr>
+              <w:t xml:space="preserve">aA*bA</w:t>
+            </w:r>
+          </w:p>
+        </w:tc>
+        <w:tc>
+          <w:tcPr>
+            <w:tcBorders>
+              <w:bottom w:val="none" w:sz="0" w:space="0" w:color="000000"/>
+              <w:top w:val="none" w:sz="0" w:space="0" w:color="000000"/>
+              <w:left w:val="none" w:sz="0" w:space="0" w:color="000000"/>
+              <w:right w:val="none" w:sz="0" w:space="0" w:color="000000"/>
+            </w:tcBorders>
+            <w:shd w:val="clear" w:color="auto" w:fill="FFFFFF"/>
+            <w:tcMar>
+              <w:top w:w="0" w:type="dxa"/>
+              <w:bottom w:w="0" w:type="dxa"/>
+              <w:left w:w="0" w:type="dxa"/>
+              <w:right w:w="0" w:type="dxa"/>
+            </w:tcMar>
+            <w:vAlign w:val="center"/>
+          </w:tcPr>
+          <w:p>
+            <w:pPr>
+              <w:pStyle w:val="Normal"/>
+              <w:jc w:val="left"/>
+              <w:pBdr>
+                <w:bottom w:val="none" w:sz="0" w:space="0" w:color="000000"/>
+                <w:top w:val="none" w:sz="0" w:space="0" w:color="000000"/>
+                <w:left w:val="none" w:sz="0" w:space="0" w:color="000000"/>
+                <w:right w:val="none" w:sz="0" w:space="0" w:color="000000"/>
+              </w:pBdr>
+              <w:spacing w:after="100" w:before="100" w:line="240"/>
+              <w:ind w:left="100" w:right="100" w:firstLine="0" w:firstLineChars="0"/>
+              <w:rPr>
+                <w:rFonts w:ascii="Arial" w:hAnsi="Arial" w:eastAsia="Arial" w:cs="Arial"/>
+                <w:i w:val="false"/>
+                <w:b w:val="false"/>
+                <w:u w:val="none"/>
+                <w:strike w:val="false"/>
+                <w:sz w:val="22"/>
+                <w:szCs w:val="22"/>
+                <w:color w:val="000000"/>
+              </w:rPr>
+            </w:pPr>
+            <w:r>
+              <w:rPr>
+                <w:rFonts w:ascii="Arial" w:hAnsi="Arial" w:eastAsia="Arial" w:cs="Arial"/>
+                <w:i w:val="false"/>
+                <w:b w:val="false"/>
+                <w:u w:val="none"/>
+                <w:strike w:val="false"/>
+                <w:sz w:val="22"/>
+                <w:szCs w:val="22"/>
+                <w:color w:val="000000"/>
+              </w:rPr>
+              <w:t xml:space="preserve">abA</w:t>
+            </w:r>
+          </w:p>
+        </w:tc>
+        <w:tc>
+          <w:tcPr>
+            <w:tcBorders>
+              <w:bottom w:val="none" w:sz="0" w:space="0" w:color="000000"/>
+              <w:top w:val="none" w:sz="0" w:space="0" w:color="000000"/>
+              <w:left w:val="none" w:sz="0" w:space="0" w:color="000000"/>
+              <w:right w:val="none" w:sz="0" w:space="0" w:color="000000"/>
+            </w:tcBorders>
+            <w:shd w:val="clear" w:color="auto" w:fill="FFFFFF"/>
+            <w:tcMar>
+              <w:top w:w="0" w:type="dxa"/>
+              <w:bottom w:w="0" w:type="dxa"/>
+              <w:left w:w="0" w:type="dxa"/>
+              <w:right w:w="0" w:type="dxa"/>
+            </w:tcMar>
+            <w:vAlign w:val="center"/>
+          </w:tcPr>
+          <w:p>
+            <w:pPr>
+              <w:pStyle w:val="Normal"/>
+              <w:jc w:val="right"/>
+              <w:pBdr>
+                <w:bottom w:val="none" w:sz="0" w:space="0" w:color="000000"/>
+                <w:top w:val="none" w:sz="0" w:space="0" w:color="000000"/>
+                <w:left w:val="none" w:sz="0" w:space="0" w:color="000000"/>
+                <w:right w:val="none" w:sz="0" w:space="0" w:color="000000"/>
+              </w:pBdr>
+              <w:spacing w:after="100" w:before="100" w:line="240"/>
+              <w:ind w:left="100" w:right="100" w:firstLine="0" w:firstLineChars="0"/>
+              <w:rPr>
+                <w:rFonts w:ascii="Arial" w:hAnsi="Arial" w:eastAsia="Arial" w:cs="Arial"/>
+                <w:i w:val="false"/>
+                <w:b w:val="false"/>
+                <w:u w:val="none"/>
+                <w:strike w:val="false"/>
+                <w:sz w:val="22"/>
+                <w:szCs w:val="22"/>
+                <w:color w:val="000000"/>
+              </w:rPr>
+            </w:pPr>
+            <w:r>
+              <w:rPr>
+                <w:rFonts w:ascii="Arial" w:hAnsi="Arial" w:eastAsia="Arial" w:cs="Arial"/>
+                <w:i w:val="false"/>
+                <w:b w:val="false"/>
+                <w:u w:val="none"/>
+                <w:strike w:val="false"/>
+                <w:sz w:val="22"/>
+                <w:szCs w:val="22"/>
+                <w:color w:val="000000"/>
+              </w:rPr>
+              <w:t xml:space="preserve">2.185</w:t>
+            </w:r>
+          </w:p>
+        </w:tc>
+        <w:tc>
+          <w:tcPr>
+            <w:tcBorders>
+              <w:bottom w:val="none" w:sz="0" w:space="0" w:color="000000"/>
+              <w:top w:val="none" w:sz="0" w:space="0" w:color="000000"/>
+              <w:left w:val="none" w:sz="0" w:space="0" w:color="000000"/>
+              <w:right w:val="none" w:sz="0" w:space="0" w:color="000000"/>
+            </w:tcBorders>
+            <w:shd w:val="clear" w:color="auto" w:fill="FFFFFF"/>
+            <w:tcMar>
+              <w:top w:w="0" w:type="dxa"/>
+              <w:bottom w:w="0" w:type="dxa"/>
+              <w:left w:w="0" w:type="dxa"/>
+              <w:right w:w="0" w:type="dxa"/>
+            </w:tcMar>
+            <w:vAlign w:val="center"/>
+          </w:tcPr>
+          <w:p>
+            <w:pPr>
+              <w:pStyle w:val="Normal"/>
+              <w:jc w:val="right"/>
+              <w:pBdr>
+                <w:bottom w:val="none" w:sz="0" w:space="0" w:color="000000"/>
+                <w:top w:val="none" w:sz="0" w:space="0" w:color="000000"/>
+                <w:left w:val="none" w:sz="0" w:space="0" w:color="000000"/>
+                <w:right w:val="none" w:sz="0" w:space="0" w:color="000000"/>
+              </w:pBdr>
+              <w:spacing w:after="100" w:before="100" w:line="240"/>
+              <w:ind w:left="100" w:right="100" w:firstLine="0" w:firstLineChars="0"/>
+              <w:rPr>
+                <w:rFonts w:ascii="Arial" w:hAnsi="Arial" w:eastAsia="Arial" w:cs="Arial"/>
+                <w:i w:val="false"/>
+                <w:b w:val="false"/>
+                <w:u w:val="none"/>
+                <w:strike w:val="false"/>
+                <w:sz w:val="22"/>
+                <w:szCs w:val="22"/>
+                <w:color w:val="000000"/>
+              </w:rPr>
+            </w:pPr>
+            <w:r>
+              <w:rPr>
+                <w:rFonts w:ascii="Arial" w:hAnsi="Arial" w:eastAsia="Arial" w:cs="Arial"/>
+                <w:i w:val="false"/>
+                <w:b w:val="false"/>
+                <w:u w:val="none"/>
+                <w:strike w:val="false"/>
+                <w:sz w:val="22"/>
+                <w:szCs w:val="22"/>
+                <w:color w:val="000000"/>
+              </w:rPr>
+              <w:t xml:space="preserve">0.709</w:t>
+            </w:r>
+          </w:p>
+        </w:tc>
+        <w:tc>
+          <w:tcPr>
+            <w:tcBorders>
+              <w:bottom w:val="none" w:sz="0" w:space="0" w:color="000000"/>
+              <w:top w:val="none" w:sz="0" w:space="0" w:color="000000"/>
+              <w:left w:val="none" w:sz="0" w:space="0" w:color="000000"/>
+              <w:right w:val="none" w:sz="0" w:space="0" w:color="000000"/>
+            </w:tcBorders>
+            <w:shd w:val="clear" w:color="auto" w:fill="FFFFFF"/>
+            <w:tcMar>
+              <w:top w:w="0" w:type="dxa"/>
+              <w:bottom w:w="0" w:type="dxa"/>
+              <w:left w:w="0" w:type="dxa"/>
+              <w:right w:w="0" w:type="dxa"/>
+            </w:tcMar>
+            <w:vAlign w:val="center"/>
+          </w:tcPr>
+          <w:p>
+            <w:pPr>
+              <w:pStyle w:val="Normal"/>
+              <w:jc w:val="right"/>
+              <w:pBdr>
+                <w:bottom w:val="none" w:sz="0" w:space="0" w:color="000000"/>
+                <w:top w:val="none" w:sz="0" w:space="0" w:color="000000"/>
+                <w:left w:val="none" w:sz="0" w:space="0" w:color="000000"/>
+                <w:right w:val="none" w:sz="0" w:space="0" w:color="000000"/>
+              </w:pBdr>
+              <w:spacing w:after="100" w:before="100" w:line="240"/>
+              <w:ind w:left="100" w:right="100" w:firstLine="0" w:firstLineChars="0"/>
+              <w:rPr>
+                <w:rFonts w:ascii="Arial" w:hAnsi="Arial" w:eastAsia="Arial" w:cs="Arial"/>
+                <w:i w:val="false"/>
+                <w:b w:val="false"/>
+                <w:u w:val="none"/>
+                <w:strike w:val="false"/>
+                <w:sz w:val="22"/>
+                <w:szCs w:val="22"/>
+                <w:color w:val="000000"/>
+              </w:rPr>
+            </w:pPr>
+            <w:r>
+              <w:rPr>
+                <w:rFonts w:ascii="Arial" w:hAnsi="Arial" w:eastAsia="Arial" w:cs="Arial"/>
+                <w:i w:val="false"/>
+                <w:b w:val="false"/>
+                <w:u w:val="none"/>
+                <w:strike w:val="false"/>
+                <w:sz w:val="22"/>
+                <w:szCs w:val="22"/>
+                <w:color w:val="000000"/>
+              </w:rPr>
+              <w:t xml:space="preserve">3.084</w:t>
+            </w:r>
+          </w:p>
+        </w:tc>
+        <w:tc>
+          <w:tcPr>
+            <w:tcBorders>
+              <w:bottom w:val="none" w:sz="0" w:space="0" w:color="000000"/>
+              <w:top w:val="none" w:sz="0" w:space="0" w:color="000000"/>
+              <w:left w:val="none" w:sz="0" w:space="0" w:color="000000"/>
+              <w:right w:val="none" w:sz="0" w:space="0" w:color="000000"/>
+            </w:tcBorders>
+            <w:shd w:val="clear" w:color="auto" w:fill="FFFFFF"/>
+            <w:tcMar>
+              <w:top w:w="0" w:type="dxa"/>
+              <w:bottom w:w="0" w:type="dxa"/>
+              <w:left w:w="0" w:type="dxa"/>
+              <w:right w:w="0" w:type="dxa"/>
+            </w:tcMar>
+            <w:vAlign w:val="center"/>
+          </w:tcPr>
+          <w:p>
+            <w:pPr>
+              <w:pStyle w:val="Normal"/>
+              <w:jc w:val="right"/>
+              <w:pBdr>
+                <w:bottom w:val="none" w:sz="0" w:space="0" w:color="000000"/>
+                <w:top w:val="none" w:sz="0" w:space="0" w:color="000000"/>
+                <w:left w:val="none" w:sz="0" w:space="0" w:color="000000"/>
+                <w:right w:val="none" w:sz="0" w:space="0" w:color="000000"/>
+              </w:pBdr>
+              <w:spacing w:after="100" w:before="100" w:line="240"/>
+              <w:ind w:left="100" w:right="100" w:firstLine="0" w:firstLineChars="0"/>
+              <w:rPr>
+                <w:rFonts w:ascii="Arial" w:hAnsi="Arial" w:eastAsia="Arial" w:cs="Arial"/>
+                <w:i w:val="false"/>
+                <w:b w:val="false"/>
+                <w:u w:val="none"/>
+                <w:strike w:val="false"/>
+                <w:sz w:val="22"/>
+                <w:szCs w:val="22"/>
+                <w:color w:val="000000"/>
+              </w:rPr>
+            </w:pPr>
+            <w:r>
+              <w:rPr>
+                <w:rFonts w:ascii="Arial" w:hAnsi="Arial" w:eastAsia="Arial" w:cs="Arial"/>
+                <w:i w:val="false"/>
+                <w:b w:val="false"/>
+                <w:u w:val="none"/>
+                <w:strike w:val="false"/>
+                <w:sz w:val="22"/>
+                <w:szCs w:val="22"/>
+                <w:color w:val="000000"/>
+              </w:rPr>
+              <w:t xml:space="preserve">0.002</w:t>
+            </w:r>
+          </w:p>
+        </w:tc>
+        <w:tc>
+          <w:tcPr>
+            <w:tcBorders>
+              <w:bottom w:val="none" w:sz="0" w:space="0" w:color="000000"/>
+              <w:top w:val="none" w:sz="0" w:space="0" w:color="000000"/>
+              <w:left w:val="none" w:sz="0" w:space="0" w:color="000000"/>
+              <w:right w:val="none" w:sz="0" w:space="0" w:color="000000"/>
+            </w:tcBorders>
+            <w:shd w:val="clear" w:color="auto" w:fill="FFFFFF"/>
+            <w:tcMar>
+              <w:top w:w="0" w:type="dxa"/>
+              <w:bottom w:w="0" w:type="dxa"/>
+              <w:left w:w="0" w:type="dxa"/>
+              <w:right w:w="0" w:type="dxa"/>
+            </w:tcMar>
+            <w:vAlign w:val="center"/>
+          </w:tcPr>
+          <w:p>
+            <w:pPr>
+              <w:pStyle w:val="Normal"/>
+              <w:jc w:val="right"/>
+              <w:pBdr>
+                <w:bottom w:val="none" w:sz="0" w:space="0" w:color="000000"/>
+                <w:top w:val="none" w:sz="0" w:space="0" w:color="000000"/>
+                <w:left w:val="none" w:sz="0" w:space="0" w:color="000000"/>
+                <w:right w:val="none" w:sz="0" w:space="0" w:color="000000"/>
+              </w:pBdr>
+              <w:spacing w:after="100" w:before="100" w:line="240"/>
+              <w:ind w:left="100" w:right="100" w:firstLine="0" w:firstLineChars="0"/>
+              <w:rPr>
+                <w:rFonts w:ascii="Arial" w:hAnsi="Arial" w:eastAsia="Arial" w:cs="Arial"/>
+                <w:i w:val="false"/>
+                <w:b w:val="false"/>
+                <w:u w:val="none"/>
+                <w:strike w:val="false"/>
+                <w:sz w:val="22"/>
+                <w:szCs w:val="22"/>
+                <w:color w:val="000000"/>
+              </w:rPr>
+            </w:pPr>
+            <w:r>
+              <w:rPr>
+                <w:rFonts w:ascii="Arial" w:hAnsi="Arial" w:eastAsia="Arial" w:cs="Arial"/>
+                <w:i w:val="false"/>
+                <w:b w:val="false"/>
+                <w:u w:val="none"/>
+                <w:strike w:val="false"/>
+                <w:sz w:val="22"/>
+                <w:szCs w:val="22"/>
+                <w:color w:val="000000"/>
+              </w:rPr>
+              <w:t xml:space="preserve">0.796</w:t>
+            </w:r>
+          </w:p>
+        </w:tc>
+        <w:tc>
+          <w:tcPr>
+            <w:tcBorders>
+              <w:bottom w:val="none" w:sz="0" w:space="0" w:color="000000"/>
+              <w:top w:val="none" w:sz="0" w:space="0" w:color="000000"/>
+              <w:left w:val="none" w:sz="0" w:space="0" w:color="000000"/>
+              <w:right w:val="none" w:sz="0" w:space="0" w:color="000000"/>
+            </w:tcBorders>
+            <w:shd w:val="clear" w:color="auto" w:fill="FFFFFF"/>
+            <w:tcMar>
+              <w:top w:w="0" w:type="dxa"/>
+              <w:bottom w:w="0" w:type="dxa"/>
+              <w:left w:w="0" w:type="dxa"/>
+              <w:right w:w="0" w:type="dxa"/>
+            </w:tcMar>
+            <w:vAlign w:val="center"/>
+          </w:tcPr>
+          <w:p>
+            <w:pPr>
+              <w:pStyle w:val="Normal"/>
+              <w:jc w:val="right"/>
+              <w:pBdr>
+                <w:bottom w:val="none" w:sz="0" w:space="0" w:color="000000"/>
+                <w:top w:val="none" w:sz="0" w:space="0" w:color="000000"/>
+                <w:left w:val="none" w:sz="0" w:space="0" w:color="000000"/>
+                <w:right w:val="none" w:sz="0" w:space="0" w:color="000000"/>
+              </w:pBdr>
+              <w:spacing w:after="100" w:before="100" w:line="240"/>
+              <w:ind w:left="100" w:right="100" w:firstLine="0" w:firstLineChars="0"/>
+              <w:rPr>
+                <w:rFonts w:ascii="Arial" w:hAnsi="Arial" w:eastAsia="Arial" w:cs="Arial"/>
+                <w:i w:val="false"/>
+                <w:b w:val="false"/>
+                <w:u w:val="none"/>
+                <w:strike w:val="false"/>
+                <w:sz w:val="22"/>
+                <w:szCs w:val="22"/>
+                <w:color w:val="000000"/>
+              </w:rPr>
+            </w:pPr>
+            <w:r>
+              <w:rPr>
+                <w:rFonts w:ascii="Arial" w:hAnsi="Arial" w:eastAsia="Arial" w:cs="Arial"/>
+                <w:i w:val="false"/>
+                <w:b w:val="false"/>
+                <w:u w:val="none"/>
+                <w:strike w:val="false"/>
+                <w:sz w:val="22"/>
+                <w:szCs w:val="22"/>
+                <w:color w:val="000000"/>
+              </w:rPr>
+              <w:t xml:space="preserve">3.574</w:t>
+            </w:r>
+          </w:p>
+        </w:tc>
+      </w:tr>
+      <w:tr>
+        <w:trPr>
+          <w:trHeight w:val="360" w:hRule="auto"/>
+        </w:trPr>
+        <w:tc>
+          <w:tcPr>
+            <w:tcBorders>
+              <w:bottom w:val="none" w:sz="0" w:space="0" w:color="000000"/>
+              <w:top w:val="none" w:sz="0" w:space="0" w:color="000000"/>
+              <w:left w:val="none" w:sz="0" w:space="0" w:color="000000"/>
+              <w:right w:val="none" w:sz="0" w:space="0" w:color="000000"/>
+            </w:tcBorders>
+            <w:shd w:val="clear" w:color="auto" w:fill="FFFFFF"/>
+            <w:tcMar>
+              <w:top w:w="0" w:type="dxa"/>
+              <w:bottom w:w="0" w:type="dxa"/>
+              <w:left w:w="0" w:type="dxa"/>
+              <w:right w:w="0" w:type="dxa"/>
+            </w:tcMar>
+            <w:vAlign w:val="center"/>
+          </w:tcPr>
+          <w:p>
+            <w:pPr>
+              <w:pStyle w:val="Normal"/>
+              <w:jc w:val="left"/>
+              <w:pBdr>
+                <w:bottom w:val="none" w:sz="0" w:space="0" w:color="000000"/>
+                <w:top w:val="none" w:sz="0" w:space="0" w:color="000000"/>
+                <w:left w:val="none" w:sz="0" w:space="0" w:color="000000"/>
+                <w:right w:val="none" w:sz="0" w:space="0" w:color="000000"/>
+              </w:pBdr>
+              <w:spacing w:after="100" w:before="100" w:line="240"/>
+              <w:ind w:left="100" w:right="100" w:firstLine="0" w:firstLineChars="0"/>
+              <w:rPr>
+                <w:rFonts w:ascii="Arial" w:hAnsi="Arial" w:eastAsia="Arial" w:cs="Arial"/>
+                <w:i w:val="false"/>
+                <w:b w:val="false"/>
+                <w:u w:val="none"/>
+                <w:strike w:val="false"/>
+                <w:sz w:val="22"/>
+                <w:szCs w:val="22"/>
+                <w:color w:val="000000"/>
+              </w:rPr>
+            </w:pPr>
+            <w:r>
+              <w:rPr>
+                <w:rFonts w:ascii="Arial" w:hAnsi="Arial" w:eastAsia="Arial" w:cs="Arial"/>
+                <w:i w:val="false"/>
+                <w:b w:val="false"/>
+                <w:u w:val="none"/>
+                <w:strike w:val="false"/>
+                <w:sz w:val="22"/>
+                <w:szCs w:val="22"/>
+                <w:color w:val="000000"/>
+              </w:rPr>
+              <w:t xml:space="preserve">abD</w:t>
+            </w:r>
+          </w:p>
+        </w:tc>
+        <w:tc>
+          <w:tcPr>
+            <w:tcBorders>
+              <w:bottom w:val="none" w:sz="0" w:space="0" w:color="000000"/>
+              <w:top w:val="none" w:sz="0" w:space="0" w:color="000000"/>
+              <w:left w:val="none" w:sz="0" w:space="0" w:color="000000"/>
+              <w:right w:val="none" w:sz="0" w:space="0" w:color="000000"/>
+            </w:tcBorders>
+            <w:shd w:val="clear" w:color="auto" w:fill="FFFFFF"/>
+            <w:tcMar>
+              <w:top w:w="0" w:type="dxa"/>
+              <w:bottom w:w="0" w:type="dxa"/>
+              <w:left w:w="0" w:type="dxa"/>
+              <w:right w:w="0" w:type="dxa"/>
+            </w:tcMar>
+            <w:vAlign w:val="center"/>
+          </w:tcPr>
+          <w:p>
+            <w:pPr>
+              <w:pStyle w:val="Normal"/>
+              <w:jc w:val="left"/>
+              <w:pBdr>
+                <w:bottom w:val="none" w:sz="0" w:space="0" w:color="000000"/>
+                <w:top w:val="none" w:sz="0" w:space="0" w:color="000000"/>
+                <w:left w:val="none" w:sz="0" w:space="0" w:color="000000"/>
+                <w:right w:val="none" w:sz="0" w:space="0" w:color="000000"/>
+              </w:pBdr>
+              <w:spacing w:after="100" w:before="100" w:line="240"/>
+              <w:ind w:left="100" w:right="100" w:firstLine="0" w:firstLineChars="0"/>
+              <w:rPr>
+                <w:rFonts w:ascii="Arial" w:hAnsi="Arial" w:eastAsia="Arial" w:cs="Arial"/>
+                <w:i w:val="false"/>
+                <w:b w:val="false"/>
+                <w:u w:val="none"/>
+                <w:strike w:val="false"/>
+                <w:sz w:val="22"/>
+                <w:szCs w:val="22"/>
+                <w:color w:val="000000"/>
+              </w:rPr>
+            </w:pPr>
+            <w:r>
+              <w:rPr>
+                <w:rFonts w:ascii="Arial" w:hAnsi="Arial" w:eastAsia="Arial" w:cs="Arial"/>
+                <w:i w:val="false"/>
+                <w:b w:val="false"/>
+                <w:u w:val="none"/>
+                <w:strike w:val="false"/>
+                <w:sz w:val="22"/>
+                <w:szCs w:val="22"/>
+                <w:color w:val="000000"/>
+              </w:rPr>
+              <w:t xml:space="preserve">:=</w:t>
+            </w:r>
+          </w:p>
+        </w:tc>
+        <w:tc>
+          <w:tcPr>
+            <w:tcBorders>
+              <w:bottom w:val="none" w:sz="0" w:space="0" w:color="000000"/>
+              <w:top w:val="none" w:sz="0" w:space="0" w:color="000000"/>
+              <w:left w:val="none" w:sz="0" w:space="0" w:color="000000"/>
+              <w:right w:val="none" w:sz="0" w:space="0" w:color="000000"/>
+            </w:tcBorders>
+            <w:shd w:val="clear" w:color="auto" w:fill="FFFFFF"/>
+            <w:tcMar>
+              <w:top w:w="0" w:type="dxa"/>
+              <w:bottom w:w="0" w:type="dxa"/>
+              <w:left w:w="0" w:type="dxa"/>
+              <w:right w:w="0" w:type="dxa"/>
+            </w:tcMar>
+            <w:vAlign w:val="center"/>
+          </w:tcPr>
+          <w:p>
+            <w:pPr>
+              <w:pStyle w:val="Normal"/>
+              <w:jc w:val="left"/>
+              <w:pBdr>
+                <w:bottom w:val="none" w:sz="0" w:space="0" w:color="000000"/>
+                <w:top w:val="none" w:sz="0" w:space="0" w:color="000000"/>
+                <w:left w:val="none" w:sz="0" w:space="0" w:color="000000"/>
+                <w:right w:val="none" w:sz="0" w:space="0" w:color="000000"/>
+              </w:pBdr>
+              <w:spacing w:after="100" w:before="100" w:line="240"/>
+              <w:ind w:left="100" w:right="100" w:firstLine="0" w:firstLineChars="0"/>
+              <w:rPr>
+                <w:rFonts w:ascii="Arial" w:hAnsi="Arial" w:eastAsia="Arial" w:cs="Arial"/>
+                <w:i w:val="false"/>
+                <w:b w:val="false"/>
+                <w:u w:val="none"/>
+                <w:strike w:val="false"/>
+                <w:sz w:val="22"/>
+                <w:szCs w:val="22"/>
+                <w:color w:val="000000"/>
+              </w:rPr>
+            </w:pPr>
+            <w:r>
+              <w:rPr>
+                <w:rFonts w:ascii="Arial" w:hAnsi="Arial" w:eastAsia="Arial" w:cs="Arial"/>
+                <w:i w:val="false"/>
+                <w:b w:val="false"/>
+                <w:u w:val="none"/>
+                <w:strike w:val="false"/>
+                <w:sz w:val="22"/>
+                <w:szCs w:val="22"/>
+                <w:color w:val="000000"/>
+              </w:rPr>
+              <w:t xml:space="preserve">aD*bD</w:t>
+            </w:r>
+          </w:p>
+        </w:tc>
+        <w:tc>
+          <w:tcPr>
+            <w:tcBorders>
+              <w:bottom w:val="none" w:sz="0" w:space="0" w:color="000000"/>
+              <w:top w:val="none" w:sz="0" w:space="0" w:color="000000"/>
+              <w:left w:val="none" w:sz="0" w:space="0" w:color="000000"/>
+              <w:right w:val="none" w:sz="0" w:space="0" w:color="000000"/>
+            </w:tcBorders>
+            <w:shd w:val="clear" w:color="auto" w:fill="FFFFFF"/>
+            <w:tcMar>
+              <w:top w:w="0" w:type="dxa"/>
+              <w:bottom w:w="0" w:type="dxa"/>
+              <w:left w:w="0" w:type="dxa"/>
+              <w:right w:w="0" w:type="dxa"/>
+            </w:tcMar>
+            <w:vAlign w:val="center"/>
+          </w:tcPr>
+          <w:p>
+            <w:pPr>
+              <w:pStyle w:val="Normal"/>
+              <w:jc w:val="left"/>
+              <w:pBdr>
+                <w:bottom w:val="none" w:sz="0" w:space="0" w:color="000000"/>
+                <w:top w:val="none" w:sz="0" w:space="0" w:color="000000"/>
+                <w:left w:val="none" w:sz="0" w:space="0" w:color="000000"/>
+                <w:right w:val="none" w:sz="0" w:space="0" w:color="000000"/>
+              </w:pBdr>
+              <w:spacing w:after="100" w:before="100" w:line="240"/>
+              <w:ind w:left="100" w:right="100" w:firstLine="0" w:firstLineChars="0"/>
+              <w:rPr>
+                <w:rFonts w:ascii="Arial" w:hAnsi="Arial" w:eastAsia="Arial" w:cs="Arial"/>
+                <w:i w:val="false"/>
+                <w:b w:val="false"/>
+                <w:u w:val="none"/>
+                <w:strike w:val="false"/>
+                <w:sz w:val="22"/>
+                <w:szCs w:val="22"/>
+                <w:color w:val="000000"/>
+              </w:rPr>
+            </w:pPr>
+            <w:r>
+              <w:rPr>
+                <w:rFonts w:ascii="Arial" w:hAnsi="Arial" w:eastAsia="Arial" w:cs="Arial"/>
+                <w:i w:val="false"/>
+                <w:b w:val="false"/>
+                <w:u w:val="none"/>
+                <w:strike w:val="false"/>
+                <w:sz w:val="22"/>
+                <w:szCs w:val="22"/>
+                <w:color w:val="000000"/>
+              </w:rPr>
+              <w:t xml:space="preserve">abD</w:t>
+            </w:r>
+          </w:p>
+        </w:tc>
+        <w:tc>
+          <w:tcPr>
+            <w:tcBorders>
+              <w:bottom w:val="none" w:sz="0" w:space="0" w:color="000000"/>
+              <w:top w:val="none" w:sz="0" w:space="0" w:color="000000"/>
+              <w:left w:val="none" w:sz="0" w:space="0" w:color="000000"/>
+              <w:right w:val="none" w:sz="0" w:space="0" w:color="000000"/>
+            </w:tcBorders>
+            <w:shd w:val="clear" w:color="auto" w:fill="FFFFFF"/>
+            <w:tcMar>
+              <w:top w:w="0" w:type="dxa"/>
+              <w:bottom w:w="0" w:type="dxa"/>
+              <w:left w:w="0" w:type="dxa"/>
+              <w:right w:w="0" w:type="dxa"/>
+            </w:tcMar>
+            <w:vAlign w:val="center"/>
+          </w:tcPr>
+          <w:p>
+            <w:pPr>
+              <w:pStyle w:val="Normal"/>
+              <w:jc w:val="right"/>
+              <w:pBdr>
+                <w:bottom w:val="none" w:sz="0" w:space="0" w:color="000000"/>
+                <w:top w:val="none" w:sz="0" w:space="0" w:color="000000"/>
+                <w:left w:val="none" w:sz="0" w:space="0" w:color="000000"/>
+                <w:right w:val="none" w:sz="0" w:space="0" w:color="000000"/>
+              </w:pBdr>
+              <w:spacing w:after="100" w:before="100" w:line="240"/>
+              <w:ind w:left="100" w:right="100" w:firstLine="0" w:firstLineChars="0"/>
+              <w:rPr>
+                <w:rFonts w:ascii="Arial" w:hAnsi="Arial" w:eastAsia="Arial" w:cs="Arial"/>
+                <w:i w:val="false"/>
+                <w:b w:val="false"/>
+                <w:u w:val="none"/>
+                <w:strike w:val="false"/>
+                <w:sz w:val="22"/>
+                <w:szCs w:val="22"/>
+                <w:color w:val="000000"/>
+              </w:rPr>
+            </w:pPr>
+            <w:r>
+              <w:rPr>
+                <w:rFonts w:ascii="Arial" w:hAnsi="Arial" w:eastAsia="Arial" w:cs="Arial"/>
+                <w:i w:val="false"/>
+                <w:b w:val="false"/>
+                <w:u w:val="none"/>
+                <w:strike w:val="false"/>
+                <w:sz w:val="22"/>
+                <w:szCs w:val="22"/>
+                <w:color w:val="000000"/>
+              </w:rPr>
+              <w:t xml:space="preserve">0.755</w:t>
+            </w:r>
+          </w:p>
+        </w:tc>
+        <w:tc>
+          <w:tcPr>
+            <w:tcBorders>
+              <w:bottom w:val="none" w:sz="0" w:space="0" w:color="000000"/>
+              <w:top w:val="none" w:sz="0" w:space="0" w:color="000000"/>
+              <w:left w:val="none" w:sz="0" w:space="0" w:color="000000"/>
+              <w:right w:val="none" w:sz="0" w:space="0" w:color="000000"/>
+            </w:tcBorders>
+            <w:shd w:val="clear" w:color="auto" w:fill="FFFFFF"/>
+            <w:tcMar>
+              <w:top w:w="0" w:type="dxa"/>
+              <w:bottom w:w="0" w:type="dxa"/>
+              <w:left w:w="0" w:type="dxa"/>
+              <w:right w:w="0" w:type="dxa"/>
+            </w:tcMar>
+            <w:vAlign w:val="center"/>
+          </w:tcPr>
+          <w:p>
+            <w:pPr>
+              <w:pStyle w:val="Normal"/>
+              <w:jc w:val="right"/>
+              <w:pBdr>
+                <w:bottom w:val="none" w:sz="0" w:space="0" w:color="000000"/>
+                <w:top w:val="none" w:sz="0" w:space="0" w:color="000000"/>
+                <w:left w:val="none" w:sz="0" w:space="0" w:color="000000"/>
+                <w:right w:val="none" w:sz="0" w:space="0" w:color="000000"/>
+              </w:pBdr>
+              <w:spacing w:after="100" w:before="100" w:line="240"/>
+              <w:ind w:left="100" w:right="100" w:firstLine="0" w:firstLineChars="0"/>
+              <w:rPr>
+                <w:rFonts w:ascii="Arial" w:hAnsi="Arial" w:eastAsia="Arial" w:cs="Arial"/>
+                <w:i w:val="false"/>
+                <w:b w:val="false"/>
+                <w:u w:val="none"/>
+                <w:strike w:val="false"/>
+                <w:sz w:val="22"/>
+                <w:szCs w:val="22"/>
+                <w:color w:val="000000"/>
+              </w:rPr>
+            </w:pPr>
+            <w:r>
+              <w:rPr>
+                <w:rFonts w:ascii="Arial" w:hAnsi="Arial" w:eastAsia="Arial" w:cs="Arial"/>
+                <w:i w:val="false"/>
+                <w:b w:val="false"/>
+                <w:u w:val="none"/>
+                <w:strike w:val="false"/>
+                <w:sz w:val="22"/>
+                <w:szCs w:val="22"/>
+                <w:color w:val="000000"/>
+              </w:rPr>
+              <w:t xml:space="preserve">0.432</w:t>
+            </w:r>
+          </w:p>
+        </w:tc>
+        <w:tc>
+          <w:tcPr>
+            <w:tcBorders>
+              <w:bottom w:val="none" w:sz="0" w:space="0" w:color="000000"/>
+              <w:top w:val="none" w:sz="0" w:space="0" w:color="000000"/>
+              <w:left w:val="none" w:sz="0" w:space="0" w:color="000000"/>
+              <w:right w:val="none" w:sz="0" w:space="0" w:color="000000"/>
+            </w:tcBorders>
+            <w:shd w:val="clear" w:color="auto" w:fill="FFFFFF"/>
+            <w:tcMar>
+              <w:top w:w="0" w:type="dxa"/>
+              <w:bottom w:w="0" w:type="dxa"/>
+              <w:left w:w="0" w:type="dxa"/>
+              <w:right w:w="0" w:type="dxa"/>
+            </w:tcMar>
+            <w:vAlign w:val="center"/>
+          </w:tcPr>
+          <w:p>
+            <w:pPr>
+              <w:pStyle w:val="Normal"/>
+              <w:jc w:val="right"/>
+              <w:pBdr>
+                <w:bottom w:val="none" w:sz="0" w:space="0" w:color="000000"/>
+                <w:top w:val="none" w:sz="0" w:space="0" w:color="000000"/>
+                <w:left w:val="none" w:sz="0" w:space="0" w:color="000000"/>
+                <w:right w:val="none" w:sz="0" w:space="0" w:color="000000"/>
+              </w:pBdr>
+              <w:spacing w:after="100" w:before="100" w:line="240"/>
+              <w:ind w:left="100" w:right="100" w:firstLine="0" w:firstLineChars="0"/>
+              <w:rPr>
+                <w:rFonts w:ascii="Arial" w:hAnsi="Arial" w:eastAsia="Arial" w:cs="Arial"/>
+                <w:i w:val="false"/>
+                <w:b w:val="false"/>
+                <w:u w:val="none"/>
+                <w:strike w:val="false"/>
+                <w:sz w:val="22"/>
+                <w:szCs w:val="22"/>
+                <w:color w:val="000000"/>
+              </w:rPr>
+            </w:pPr>
+            <w:r>
+              <w:rPr>
+                <w:rFonts w:ascii="Arial" w:hAnsi="Arial" w:eastAsia="Arial" w:cs="Arial"/>
+                <w:i w:val="false"/>
+                <w:b w:val="false"/>
+                <w:u w:val="none"/>
+                <w:strike w:val="false"/>
+                <w:sz w:val="22"/>
+                <w:szCs w:val="22"/>
+                <w:color w:val="000000"/>
+              </w:rPr>
+              <w:t xml:space="preserve">1.747</w:t>
+            </w:r>
+          </w:p>
+        </w:tc>
+        <w:tc>
+          <w:tcPr>
+            <w:tcBorders>
+              <w:bottom w:val="none" w:sz="0" w:space="0" w:color="000000"/>
+              <w:top w:val="none" w:sz="0" w:space="0" w:color="000000"/>
+              <w:left w:val="none" w:sz="0" w:space="0" w:color="000000"/>
+              <w:right w:val="none" w:sz="0" w:space="0" w:color="000000"/>
+            </w:tcBorders>
+            <w:shd w:val="clear" w:color="auto" w:fill="FFFFFF"/>
+            <w:tcMar>
+              <w:top w:w="0" w:type="dxa"/>
+              <w:bottom w:w="0" w:type="dxa"/>
+              <w:left w:w="0" w:type="dxa"/>
+              <w:right w:w="0" w:type="dxa"/>
+            </w:tcMar>
+            <w:vAlign w:val="center"/>
+          </w:tcPr>
+          <w:p>
+            <w:pPr>
+              <w:pStyle w:val="Normal"/>
+              <w:jc w:val="right"/>
+              <w:pBdr>
+                <w:bottom w:val="none" w:sz="0" w:space="0" w:color="000000"/>
+                <w:top w:val="none" w:sz="0" w:space="0" w:color="000000"/>
+                <w:left w:val="none" w:sz="0" w:space="0" w:color="000000"/>
+                <w:right w:val="none" w:sz="0" w:space="0" w:color="000000"/>
+              </w:pBdr>
+              <w:spacing w:after="100" w:before="100" w:line="240"/>
+              <w:ind w:left="100" w:right="100" w:firstLine="0" w:firstLineChars="0"/>
+              <w:rPr>
+                <w:rFonts w:ascii="Arial" w:hAnsi="Arial" w:eastAsia="Arial" w:cs="Arial"/>
+                <w:i w:val="false"/>
+                <w:b w:val="false"/>
+                <w:u w:val="none"/>
+                <w:strike w:val="false"/>
+                <w:sz w:val="22"/>
+                <w:szCs w:val="22"/>
+                <w:color w:val="000000"/>
+              </w:rPr>
+            </w:pPr>
+            <w:r>
+              <w:rPr>
+                <w:rFonts w:ascii="Arial" w:hAnsi="Arial" w:eastAsia="Arial" w:cs="Arial"/>
+                <w:i w:val="false"/>
+                <w:b w:val="false"/>
+                <w:u w:val="none"/>
+                <w:strike w:val="false"/>
+                <w:sz w:val="22"/>
+                <w:szCs w:val="22"/>
+                <w:color w:val="000000"/>
+              </w:rPr>
+              <w:t xml:space="preserve">0.081</w:t>
+            </w:r>
+          </w:p>
+        </w:tc>
+        <w:tc>
+          <w:tcPr>
+            <w:tcBorders>
+              <w:bottom w:val="none" w:sz="0" w:space="0" w:color="000000"/>
+              <w:top w:val="none" w:sz="0" w:space="0" w:color="000000"/>
+              <w:left w:val="none" w:sz="0" w:space="0" w:color="000000"/>
+              <w:right w:val="none" w:sz="0" w:space="0" w:color="000000"/>
+            </w:tcBorders>
+            <w:shd w:val="clear" w:color="auto" w:fill="FFFFFF"/>
+            <w:tcMar>
+              <w:top w:w="0" w:type="dxa"/>
+              <w:bottom w:w="0" w:type="dxa"/>
+              <w:left w:w="0" w:type="dxa"/>
+              <w:right w:w="0" w:type="dxa"/>
+            </w:tcMar>
+            <w:vAlign w:val="center"/>
+          </w:tcPr>
+          <w:p>
+            <w:pPr>
+              <w:pStyle w:val="Normal"/>
+              <w:jc w:val="right"/>
+              <w:pBdr>
+                <w:bottom w:val="none" w:sz="0" w:space="0" w:color="000000"/>
+                <w:top w:val="none" w:sz="0" w:space="0" w:color="000000"/>
+                <w:left w:val="none" w:sz="0" w:space="0" w:color="000000"/>
+                <w:right w:val="none" w:sz="0" w:space="0" w:color="000000"/>
+              </w:pBdr>
+              <w:spacing w:after="100" w:before="100" w:line="240"/>
+              <w:ind w:left="100" w:right="100" w:firstLine="0" w:firstLineChars="0"/>
+              <w:rPr>
+                <w:rFonts w:ascii="Arial" w:hAnsi="Arial" w:eastAsia="Arial" w:cs="Arial"/>
+                <w:i w:val="false"/>
+                <w:b w:val="false"/>
+                <w:u w:val="none"/>
+                <w:strike w:val="false"/>
+                <w:sz w:val="22"/>
+                <w:szCs w:val="22"/>
+                <w:color w:val="000000"/>
+              </w:rPr>
+            </w:pPr>
+            <w:r>
+              <w:rPr>
+                <w:rFonts w:ascii="Arial" w:hAnsi="Arial" w:eastAsia="Arial" w:cs="Arial"/>
+                <w:i w:val="false"/>
+                <w:b w:val="false"/>
+                <w:u w:val="none"/>
+                <w:strike w:val="false"/>
+                <w:sz w:val="22"/>
+                <w:szCs w:val="22"/>
+                <w:color w:val="000000"/>
+              </w:rPr>
+              <w:t xml:space="preserve">-0.092</w:t>
+            </w:r>
+          </w:p>
+        </w:tc>
+        <w:tc>
+          <w:tcPr>
+            <w:tcBorders>
+              <w:bottom w:val="none" w:sz="0" w:space="0" w:color="000000"/>
+              <w:top w:val="none" w:sz="0" w:space="0" w:color="000000"/>
+              <w:left w:val="none" w:sz="0" w:space="0" w:color="000000"/>
+              <w:right w:val="none" w:sz="0" w:space="0" w:color="000000"/>
+            </w:tcBorders>
+            <w:shd w:val="clear" w:color="auto" w:fill="FFFFFF"/>
+            <w:tcMar>
+              <w:top w:w="0" w:type="dxa"/>
+              <w:bottom w:w="0" w:type="dxa"/>
+              <w:left w:w="0" w:type="dxa"/>
+              <w:right w:w="0" w:type="dxa"/>
+            </w:tcMar>
+            <w:vAlign w:val="center"/>
+          </w:tcPr>
+          <w:p>
+            <w:pPr>
+              <w:pStyle w:val="Normal"/>
+              <w:jc w:val="right"/>
+              <w:pBdr>
+                <w:bottom w:val="none" w:sz="0" w:space="0" w:color="000000"/>
+                <w:top w:val="none" w:sz="0" w:space="0" w:color="000000"/>
+                <w:left w:val="none" w:sz="0" w:space="0" w:color="000000"/>
+                <w:right w:val="none" w:sz="0" w:space="0" w:color="000000"/>
+              </w:pBdr>
+              <w:spacing w:after="100" w:before="100" w:line="240"/>
+              <w:ind w:left="100" w:right="100" w:firstLine="0" w:firstLineChars="0"/>
+              <w:rPr>
+                <w:rFonts w:ascii="Arial" w:hAnsi="Arial" w:eastAsia="Arial" w:cs="Arial"/>
+                <w:i w:val="false"/>
+                <w:b w:val="false"/>
+                <w:u w:val="none"/>
+                <w:strike w:val="false"/>
+                <w:sz w:val="22"/>
+                <w:szCs w:val="22"/>
+                <w:color w:val="000000"/>
+              </w:rPr>
+            </w:pPr>
+            <w:r>
+              <w:rPr>
+                <w:rFonts w:ascii="Arial" w:hAnsi="Arial" w:eastAsia="Arial" w:cs="Arial"/>
+                <w:i w:val="false"/>
+                <w:b w:val="false"/>
+                <w:u w:val="none"/>
+                <w:strike w:val="false"/>
+                <w:sz w:val="22"/>
+                <w:szCs w:val="22"/>
+                <w:color w:val="000000"/>
+              </w:rPr>
+              <w:t xml:space="preserve">1.601</w:t>
+            </w:r>
+          </w:p>
+        </w:tc>
+      </w:tr>
+      <w:tr>
+        <w:trPr>
+          <w:trHeight w:val="360" w:hRule="auto"/>
+        </w:trPr>
+        <w:tc>
+          <w:tcPr>
+            <w:tcBorders>
               <w:bottom w:val="single" w:sz="12" w:space="0" w:color="666666"/>
               <w:top w:val="none" w:sz="0" w:space="0" w:color="000000"/>
               <w:left w:val="none" w:sz="0" w:space="0" w:color="000000"/>
@@ -7511,7 +9176,7 @@
                 <w:szCs w:val="22"/>
                 <w:color w:val="000000"/>
               </w:rPr>
-              <w:t xml:space="preserve">0.179</w:t>
+              <w:t xml:space="preserve">5.685</w:t>
             </w:r>
           </w:p>
         </w:tc>
@@ -7566,7 +9231,7 @@
                 <w:szCs w:val="22"/>
                 <w:color w:val="000000"/>
               </w:rPr>
-              <w:t xml:space="preserve">0.038</w:t>
+              <w:t xml:space="preserve">1.378</w:t>
             </w:r>
           </w:p>
         </w:tc>
@@ -7621,7 +9286,7 @@
                 <w:szCs w:val="22"/>
                 <w:color w:val="000000"/>
               </w:rPr>
-              <w:t xml:space="preserve">4.744</w:t>
+              <w:t xml:space="preserve">4.127</w:t>
             </w:r>
           </w:p>
         </w:tc>
@@ -7731,7 +9396,7 @@
                 <w:szCs w:val="22"/>
                 <w:color w:val="000000"/>
               </w:rPr>
-              <w:t xml:space="preserve">0.105</w:t>
+              <w:t xml:space="preserve">2.985</w:t>
             </w:r>
           </w:p>
         </w:tc>
@@ -7786,7 +9451,7 @@
                 <w:szCs w:val="22"/>
                 <w:color w:val="000000"/>
               </w:rPr>
-              <w:t xml:space="preserve">0.253</w:t>
+              <w:t xml:space="preserve">8.384</w:t>
             </w:r>
           </w:p>
         </w:tc>
